--- a/Computer Networking/CN_prac01.docx
+++ b/Computer Networking/CN_prac01.docx
@@ -1,6 +1,6 @@
 
 <file path=word/document.xml><?xml version="1.0" encoding="utf-8"?>
-<w:document xmlns:wpc="http://schemas.microsoft.com/office/word/2010/wordprocessingCanvas" xmlns:cx="http://schemas.microsoft.com/office/drawing/2014/chartex" xmlns:cx1="http://schemas.microsoft.com/office/drawing/2015/9/8/chartex" xmlns:cx2="http://schemas.microsoft.com/office/drawing/2015/10/21/chartex" xmlns:cx3="http://schemas.microsoft.com/office/drawing/2016/5/9/chartex" xmlns:cx4="http://schemas.microsoft.com/office/drawing/2016/5/10/chartex" xmlns:cx5="http://schemas.microsoft.com/office/drawing/2016/5/11/chartex" xmlns:cx6="http://schemas.microsoft.com/office/drawing/2016/5/12/chartex" xmlns:cx7="http://schemas.microsoft.com/office/drawing/2016/5/13/chartex" xmlns:cx8="http://schemas.microsoft.com/office/drawing/2016/5/14/chartex" xmlns:mc="http://schemas.openxmlformats.org/markup-compatibility/2006" xmlns:aink="http://schemas.microsoft.com/office/drawing/2016/ink" xmlns:am3d="http://schemas.microsoft.com/office/drawing/2017/model3d" xmlns:o="urn:schemas-microsoft-com:office:office" xmlns:oel="http://schemas.microsoft.com/office/2019/extlst" xmlns:r="http://schemas.openxmlformats.org/officeDocument/2006/relationships" xmlns:m="http://schemas.openxmlformats.org/officeDocument/2006/math" xmlns:v="urn:schemas-microsoft-com:vml" xmlns:wp14="http://schemas.microsoft.com/office/word/2010/wordprocessingDrawing" xmlns:wp="http://schemas.openxmlformats.org/drawingml/2006/wordprocessingDrawing" xmlns:w10="urn:schemas-microsoft-com:office:word" xmlns:w="http://schemas.openxmlformats.org/wordprocessingml/2006/main" xmlns:w14="http://schemas.microsoft.com/office/word/2010/wordml" xmlns:w15="http://schemas.microsoft.com/office/word/2012/wordml" xmlns:w16cex="http://schemas.microsoft.com/office/word/2018/wordml/cex" xmlns:w16cid="http://schemas.microsoft.com/office/word/2016/wordml/cid" xmlns:w16="http://schemas.microsoft.com/office/word/2018/wordml" xmlns:w16du="http://schemas.microsoft.com/office/word/2023/wordml/word16du" xmlns:w16sdtdh="http://schemas.microsoft.com/office/word/2020/wordml/sdtdatahash" xmlns:w16sdtfl="http://schemas.microsoft.com/office/word/2024/wordml/sdtformatlock" xmlns:w16se="http://schemas.microsoft.com/office/word/2015/wordml/symex" xmlns:wpg="http://schemas.microsoft.com/office/word/2010/wordprocessingGroup" xmlns:wpi="http://schemas.microsoft.com/office/word/2010/wordprocessingInk" xmlns:wne="http://schemas.microsoft.com/office/word/2006/wordml" xmlns:wps="http://schemas.microsoft.com/office/word/2010/wordprocessingShape" mc:Ignorable="w14 w15 w16se w16cid w16 w16cex w16sdtdh w16sdtfl w16du wp14">
+<w:document xmlns:wpc="http://schemas.microsoft.com/office/word/2010/wordprocessingCanvas" xmlns:cx="http://schemas.microsoft.com/office/drawing/2014/chartex" xmlns:cx1="http://schemas.microsoft.com/office/drawing/2015/9/8/chartex" xmlns:mc="http://schemas.openxmlformats.org/markup-compatibility/2006" xmlns:o="urn:schemas-microsoft-com:office:office" xmlns:r="http://schemas.openxmlformats.org/officeDocument/2006/relationships" xmlns:m="http://schemas.openxmlformats.org/officeDocument/2006/math" xmlns:v="urn:schemas-microsoft-com:vml" xmlns:wp14="http://schemas.microsoft.com/office/word/2010/wordprocessingDrawing" xmlns:wp="http://schemas.openxmlformats.org/drawingml/2006/wordprocessingDrawing" xmlns:w10="urn:schemas-microsoft-com:office:word" xmlns:w="http://schemas.openxmlformats.org/wordprocessingml/2006/main" xmlns:w14="http://schemas.microsoft.com/office/word/2010/wordml" xmlns:w15="http://schemas.microsoft.com/office/word/2012/wordml" xmlns:w16se="http://schemas.microsoft.com/office/word/2015/wordml/symex" xmlns:wpg="http://schemas.microsoft.com/office/word/2010/wordprocessingGroup" xmlns:wpi="http://schemas.microsoft.com/office/word/2010/wordprocessingInk" xmlns:wne="http://schemas.microsoft.com/office/word/2006/wordml" xmlns:wps="http://schemas.microsoft.com/office/word/2010/wordprocessingShape" mc:Ignorable="w14 w15 w16se wp14">
   <w:body>
     <w:p>
       <w:pPr>
@@ -503,13 +503,8 @@
               <w:cnfStyle w:val="000000000000" w:firstRow="0" w:lastRow="0" w:firstColumn="0" w:lastColumn="0" w:oddVBand="0" w:evenVBand="0" w:oddHBand="0" w:evenHBand="0" w:firstRowFirstColumn="0" w:firstRowLastColumn="0" w:lastRowFirstColumn="0" w:lastRowLastColumn="0"/>
             </w:pPr>
             <w:r>
-              <w:t>/</w:t>
-            </w:r>
-            <w:proofErr w:type="gramStart"/>
-            <w:r>
-              <w:t>all</w:t>
-            </w:r>
-            <w:proofErr w:type="gramEnd"/>
+              <w:t>/all</w:t>
+            </w:r>
           </w:p>
         </w:tc>
         <w:tc>
@@ -553,13 +548,8 @@
               <w:cnfStyle w:val="000000000000" w:firstRow="0" w:lastRow="0" w:firstColumn="0" w:lastColumn="0" w:oddVBand="0" w:evenVBand="0" w:oddHBand="0" w:evenHBand="0" w:firstRowFirstColumn="0" w:firstRowLastColumn="0" w:lastRowFirstColumn="0" w:lastRowLastColumn="0"/>
             </w:pPr>
             <w:r>
-              <w:t>/</w:t>
-            </w:r>
-            <w:proofErr w:type="gramStart"/>
-            <w:r>
-              <w:t>release</w:t>
-            </w:r>
-            <w:proofErr w:type="gramEnd"/>
+              <w:t>/release</w:t>
+            </w:r>
           </w:p>
         </w:tc>
         <w:tc>
@@ -603,13 +593,8 @@
               <w:cnfStyle w:val="000000000000" w:firstRow="0" w:lastRow="0" w:firstColumn="0" w:lastColumn="0" w:oddVBand="0" w:evenVBand="0" w:oddHBand="0" w:evenHBand="0" w:firstRowFirstColumn="0" w:firstRowLastColumn="0" w:lastRowFirstColumn="0" w:lastRowLastColumn="0"/>
             </w:pPr>
             <w:r>
-              <w:t>/</w:t>
-            </w:r>
-            <w:proofErr w:type="gramStart"/>
-            <w:r>
-              <w:t>renew</w:t>
-            </w:r>
-            <w:proofErr w:type="gramEnd"/>
+              <w:t>/renew</w:t>
+            </w:r>
           </w:p>
         </w:tc>
         <w:tc>
@@ -656,12 +641,10 @@
               <w:t>/</w:t>
             </w:r>
             <w:proofErr w:type="spellStart"/>
-            <w:proofErr w:type="gramStart"/>
             <w:r>
               <w:t>flushdns</w:t>
             </w:r>
             <w:proofErr w:type="spellEnd"/>
-            <w:proofErr w:type="gramEnd"/>
           </w:p>
         </w:tc>
         <w:tc>
@@ -708,12 +691,10 @@
               <w:t>/</w:t>
             </w:r>
             <w:proofErr w:type="spellStart"/>
-            <w:proofErr w:type="gramStart"/>
             <w:r>
               <w:t>displaydns</w:t>
             </w:r>
             <w:proofErr w:type="spellEnd"/>
-            <w:proofErr w:type="gramEnd"/>
           </w:p>
         </w:tc>
         <w:tc>
@@ -753,19 +734,24 @@
       <w:pPr>
         <w:rPr>
           <w:b/>
+          <w:noProof/>
           <w:color w:val="FF0000"/>
-        </w:rPr>
-      </w:pPr>
-      <w:r>
-        <w:rPr>
+          <w:lang w:val="en-IN" w:eastAsia="en-IN"/>
+        </w:rPr>
+      </w:pPr>
+      <w:r>
+        <w:rPr>
+          <w:b/>
           <w:noProof/>
+          <w:color w:val="FF0000"/>
+          <w:lang w:val="en-IN" w:eastAsia="en-IN"/>
         </w:rPr>
         <w:lastRenderedPageBreak/>
         <w:drawing>
-          <wp:inline distT="0" distB="0" distL="0" distR="0" wp14:anchorId="5F0FB3AA" wp14:editId="5B297172">
-            <wp:extent cx="6286500" cy="4977130"/>
-            <wp:effectExtent l="0" t="0" r="0" b="0"/>
-            <wp:docPr id="391961648" name="Picture 4"/>
+          <wp:inline distT="0" distB="0" distL="0" distR="0" wp14:anchorId="4E5A9492" wp14:editId="46395927">
+            <wp:extent cx="6286500" cy="5389245"/>
+            <wp:effectExtent l="0" t="0" r="0" b="1905"/>
+            <wp:docPr id="2" name="Picture 2"/>
             <wp:cNvGraphicFramePr>
               <a:graphicFrameLocks xmlns:a="http://schemas.openxmlformats.org/drawingml/2006/main" noChangeAspect="1"/>
             </wp:cNvGraphicFramePr>
@@ -773,10 +759,8 @@
               <a:graphicData uri="http://schemas.openxmlformats.org/drawingml/2006/picture">
                 <pic:pic xmlns:pic="http://schemas.openxmlformats.org/drawingml/2006/picture">
                   <pic:nvPicPr>
-                    <pic:cNvPr id="0" name="Picture 1"/>
-                    <pic:cNvPicPr>
-                      <a:picLocks noChangeAspect="1" noChangeArrowheads="1"/>
-                    </pic:cNvPicPr>
+                    <pic:cNvPr id="2" name="Screenshot 2025-08-08 143503.png"/>
+                    <pic:cNvPicPr/>
                   </pic:nvPicPr>
                   <pic:blipFill>
                     <a:blip r:embed="rId9">
@@ -786,123 +770,6 @@
                         </a:ext>
                       </a:extLst>
                     </a:blip>
-                    <a:srcRect/>
-                    <a:stretch>
-                      <a:fillRect/>
-                    </a:stretch>
-                  </pic:blipFill>
-                  <pic:spPr bwMode="auto">
-                    <a:xfrm>
-                      <a:off x="0" y="0"/>
-                      <a:ext cx="6286500" cy="4977130"/>
-                    </a:xfrm>
-                    <a:prstGeom prst="rect">
-                      <a:avLst/>
-                    </a:prstGeom>
-                    <a:noFill/>
-                    <a:ln>
-                      <a:noFill/>
-                    </a:ln>
-                  </pic:spPr>
-                </pic:pic>
-              </a:graphicData>
-            </a:graphic>
-          </wp:inline>
-        </w:drawing>
-      </w:r>
-    </w:p>
-    <w:p>
-      <w:pPr>
-        <w:rPr>
-          <w:b/>
-          <w:color w:val="FF0000"/>
-        </w:rPr>
-      </w:pPr>
-      <w:r>
-        <w:rPr>
-          <w:noProof/>
-        </w:rPr>
-        <w:drawing>
-          <wp:inline distT="0" distB="0" distL="0" distR="0" wp14:anchorId="076BE6FC" wp14:editId="0773C0DB">
-            <wp:extent cx="6286500" cy="2745740"/>
-            <wp:effectExtent l="0" t="0" r="0" b="0"/>
-            <wp:docPr id="1480634632" name="Picture 5"/>
-            <wp:cNvGraphicFramePr>
-              <a:graphicFrameLocks xmlns:a="http://schemas.openxmlformats.org/drawingml/2006/main" noChangeAspect="1"/>
-            </wp:cNvGraphicFramePr>
-            <a:graphic xmlns:a="http://schemas.openxmlformats.org/drawingml/2006/main">
-              <a:graphicData uri="http://schemas.openxmlformats.org/drawingml/2006/picture">
-                <pic:pic xmlns:pic="http://schemas.openxmlformats.org/drawingml/2006/picture">
-                  <pic:nvPicPr>
-                    <pic:cNvPr id="0" name="Picture 3"/>
-                    <pic:cNvPicPr>
-                      <a:picLocks noChangeAspect="1" noChangeArrowheads="1"/>
-                    </pic:cNvPicPr>
-                  </pic:nvPicPr>
-                  <pic:blipFill>
-                    <a:blip r:embed="rId10">
-                      <a:extLst>
-                        <a:ext uri="{28A0092B-C50C-407E-A947-70E740481C1C}">
-                          <a14:useLocalDpi xmlns:a14="http://schemas.microsoft.com/office/drawing/2010/main" val="0"/>
-                        </a:ext>
-                      </a:extLst>
-                    </a:blip>
-                    <a:srcRect/>
-                    <a:stretch>
-                      <a:fillRect/>
-                    </a:stretch>
-                  </pic:blipFill>
-                  <pic:spPr bwMode="auto">
-                    <a:xfrm>
-                      <a:off x="0" y="0"/>
-                      <a:ext cx="6286500" cy="2745740"/>
-                    </a:xfrm>
-                    <a:prstGeom prst="rect">
-                      <a:avLst/>
-                    </a:prstGeom>
-                    <a:noFill/>
-                    <a:ln>
-                      <a:noFill/>
-                    </a:ln>
-                  </pic:spPr>
-                </pic:pic>
-              </a:graphicData>
-            </a:graphic>
-          </wp:inline>
-        </w:drawing>
-      </w:r>
-    </w:p>
-    <w:p>
-      <w:pPr>
-        <w:rPr>
-          <w:b/>
-          <w:color w:val="FF0000"/>
-        </w:rPr>
-      </w:pPr>
-      <w:r>
-        <w:rPr>
-          <w:b/>
-          <w:noProof/>
-          <w:color w:val="FF0000"/>
-        </w:rPr>
-        <w:lastRenderedPageBreak/>
-        <w:drawing>
-          <wp:inline distT="0" distB="0" distL="0" distR="0" wp14:anchorId="4C9C9F18" wp14:editId="04326910">
-            <wp:extent cx="6286500" cy="3589020"/>
-            <wp:effectExtent l="0" t="0" r="0" b="0"/>
-            <wp:docPr id="2127604547" name="Picture 1"/>
-            <wp:cNvGraphicFramePr>
-              <a:graphicFrameLocks xmlns:a="http://schemas.openxmlformats.org/drawingml/2006/main" noChangeAspect="1"/>
-            </wp:cNvGraphicFramePr>
-            <a:graphic xmlns:a="http://schemas.openxmlformats.org/drawingml/2006/main">
-              <a:graphicData uri="http://schemas.openxmlformats.org/drawingml/2006/picture">
-                <pic:pic xmlns:pic="http://schemas.openxmlformats.org/drawingml/2006/picture">
-                  <pic:nvPicPr>
-                    <pic:cNvPr id="2127604547" name=""/>
-                    <pic:cNvPicPr/>
-                  </pic:nvPicPr>
-                  <pic:blipFill>
-                    <a:blip r:embed="rId11"/>
                     <a:stretch>
                       <a:fillRect/>
                     </a:stretch>
@@ -910,7 +777,7 @@
                   <pic:spPr>
                     <a:xfrm>
                       <a:off x="0" y="0"/>
-                      <a:ext cx="6286500" cy="3589020"/>
+                      <a:ext cx="6286500" cy="5389245"/>
                     </a:xfrm>
                     <a:prstGeom prst="rect">
                       <a:avLst/>
@@ -928,7 +795,6 @@
         <w:rPr>
           <w:b/>
           <w:color w:val="FF0000"/>
-          <w:lang w:val="en-IN"/>
         </w:rPr>
       </w:pPr>
       <w:r>
@@ -936,13 +802,13 @@
           <w:b/>
           <w:noProof/>
           <w:color w:val="FF0000"/>
-          <w:lang w:val="en-IN"/>
+          <w:lang w:val="en-IN" w:eastAsia="en-IN"/>
         </w:rPr>
         <w:drawing>
-          <wp:inline distT="0" distB="0" distL="0" distR="0" wp14:anchorId="655EAFD5" wp14:editId="09EA95B7">
-            <wp:extent cx="6286500" cy="3574415"/>
-            <wp:effectExtent l="0" t="0" r="0" b="6985"/>
-            <wp:docPr id="1334111657" name="Picture 7"/>
+          <wp:inline distT="0" distB="0" distL="0" distR="0" wp14:anchorId="6B84E998" wp14:editId="3DF4ADDE">
+            <wp:extent cx="6286500" cy="2713355"/>
+            <wp:effectExtent l="0" t="0" r="0" b="0"/>
+            <wp:docPr id="3" name="Picture 3"/>
             <wp:cNvGraphicFramePr>
               <a:graphicFrameLocks xmlns:a="http://schemas.openxmlformats.org/drawingml/2006/main" noChangeAspect="1"/>
             </wp:cNvGraphicFramePr>
@@ -950,77 +816,17 @@
               <a:graphicData uri="http://schemas.openxmlformats.org/drawingml/2006/picture">
                 <pic:pic xmlns:pic="http://schemas.openxmlformats.org/drawingml/2006/picture">
                   <pic:nvPicPr>
-                    <pic:cNvPr id="0" name="Picture 10"/>
-                    <pic:cNvPicPr>
-                      <a:picLocks noChangeAspect="1" noChangeArrowheads="1"/>
-                    </pic:cNvPicPr>
+                    <pic:cNvPr id="3" name="Screenshot 2025-08-08 143529.png"/>
+                    <pic:cNvPicPr/>
                   </pic:nvPicPr>
                   <pic:blipFill>
-                    <a:blip r:embed="rId12">
+                    <a:blip r:embed="rId10">
                       <a:extLst>
                         <a:ext uri="{28A0092B-C50C-407E-A947-70E740481C1C}">
                           <a14:useLocalDpi xmlns:a14="http://schemas.microsoft.com/office/drawing/2010/main" val="0"/>
                         </a:ext>
                       </a:extLst>
                     </a:blip>
-                    <a:srcRect/>
-                    <a:stretch>
-                      <a:fillRect/>
-                    </a:stretch>
-                  </pic:blipFill>
-                  <pic:spPr bwMode="auto">
-                    <a:xfrm>
-                      <a:off x="0" y="0"/>
-                      <a:ext cx="6286500" cy="3574415"/>
-                    </a:xfrm>
-                    <a:prstGeom prst="rect">
-                      <a:avLst/>
-                    </a:prstGeom>
-                    <a:noFill/>
-                    <a:ln>
-                      <a:noFill/>
-                    </a:ln>
-                  </pic:spPr>
-                </pic:pic>
-              </a:graphicData>
-            </a:graphic>
-          </wp:inline>
-        </w:drawing>
-      </w:r>
-    </w:p>
-    <w:p>
-      <w:pPr>
-        <w:rPr>
-          <w:b/>
-          <w:color w:val="FF0000"/>
-          <w:lang w:val="en-IN"/>
-        </w:rPr>
-      </w:pPr>
-      <w:r>
-        <w:rPr>
-          <w:b/>
-          <w:noProof/>
-          <w:color w:val="FF0000"/>
-          <w:lang w:val="en-IN"/>
-        </w:rPr>
-        <w:lastRenderedPageBreak/>
-        <w:drawing>
-          <wp:inline distT="0" distB="0" distL="0" distR="0" wp14:anchorId="03A74EC8" wp14:editId="44860DF9">
-            <wp:extent cx="5201376" cy="1190791"/>
-            <wp:effectExtent l="0" t="0" r="0" b="9525"/>
-            <wp:docPr id="416059371" name="Picture 1"/>
-            <wp:cNvGraphicFramePr>
-              <a:graphicFrameLocks xmlns:a="http://schemas.openxmlformats.org/drawingml/2006/main" noChangeAspect="1"/>
-            </wp:cNvGraphicFramePr>
-            <a:graphic xmlns:a="http://schemas.openxmlformats.org/drawingml/2006/main">
-              <a:graphicData uri="http://schemas.openxmlformats.org/drawingml/2006/picture">
-                <pic:pic xmlns:pic="http://schemas.openxmlformats.org/drawingml/2006/picture">
-                  <pic:nvPicPr>
-                    <pic:cNvPr id="416059371" name=""/>
-                    <pic:cNvPicPr/>
-                  </pic:nvPicPr>
-                  <pic:blipFill>
-                    <a:blip r:embed="rId13"/>
                     <a:stretch>
                       <a:fillRect/>
                     </a:stretch>
@@ -1028,7 +834,7 @@
                   <pic:spPr>
                     <a:xfrm>
                       <a:off x="0" y="0"/>
-                      <a:ext cx="5201376" cy="1190791"/>
+                      <a:ext cx="6286500" cy="2713355"/>
                     </a:xfrm>
                     <a:prstGeom prst="rect">
                       <a:avLst/>
@@ -1054,13 +860,14 @@
           <w:b/>
           <w:noProof/>
           <w:color w:val="FF0000"/>
-          <w:lang w:val="en-IN"/>
-        </w:rPr>
+          <w:lang w:val="en-IN" w:eastAsia="en-IN"/>
+        </w:rPr>
+        <w:lastRenderedPageBreak/>
         <w:drawing>
-          <wp:inline distT="0" distB="0" distL="0" distR="0" wp14:anchorId="72CDB007" wp14:editId="57E6EFA2">
-            <wp:extent cx="5201376" cy="1105054"/>
+          <wp:inline distT="0" distB="0" distL="0" distR="0" wp14:anchorId="57E7FA19" wp14:editId="70BE9BD8">
+            <wp:extent cx="6286500" cy="2973070"/>
             <wp:effectExtent l="0" t="0" r="0" b="0"/>
-            <wp:docPr id="480396718" name="Picture 1"/>
+            <wp:docPr id="4" name="Picture 4"/>
             <wp:cNvGraphicFramePr>
               <a:graphicFrameLocks xmlns:a="http://schemas.openxmlformats.org/drawingml/2006/main" noChangeAspect="1"/>
             </wp:cNvGraphicFramePr>
@@ -1068,11 +875,17 @@
               <a:graphicData uri="http://schemas.openxmlformats.org/drawingml/2006/picture">
                 <pic:pic xmlns:pic="http://schemas.openxmlformats.org/drawingml/2006/picture">
                   <pic:nvPicPr>
-                    <pic:cNvPr id="480396718" name=""/>
+                    <pic:cNvPr id="4" name="Screenshot 2025-08-08 143556.png"/>
                     <pic:cNvPicPr/>
                   </pic:nvPicPr>
                   <pic:blipFill>
-                    <a:blip r:embed="rId14"/>
+                    <a:blip r:embed="rId11">
+                      <a:extLst>
+                        <a:ext uri="{28A0092B-C50C-407E-A947-70E740481C1C}">
+                          <a14:useLocalDpi xmlns:a14="http://schemas.microsoft.com/office/drawing/2010/main" val="0"/>
+                        </a:ext>
+                      </a:extLst>
+                    </a:blip>
                     <a:stretch>
                       <a:fillRect/>
                     </a:stretch>
@@ -1080,7 +893,7 @@
                   <pic:spPr>
                     <a:xfrm>
                       <a:off x="0" y="0"/>
-                      <a:ext cx="5201376" cy="1105054"/>
+                      <a:ext cx="6286500" cy="2973070"/>
                     </a:xfrm>
                     <a:prstGeom prst="rect">
                       <a:avLst/>
@@ -1098,6 +911,123 @@
         <w:rPr>
           <w:b/>
           <w:color w:val="FF0000"/>
+          <w:lang w:val="en-IN"/>
+        </w:rPr>
+      </w:pPr>
+      <w:r>
+        <w:rPr>
+          <w:b/>
+          <w:noProof/>
+          <w:color w:val="FF0000"/>
+          <w:lang w:val="en-IN" w:eastAsia="en-IN"/>
+        </w:rPr>
+        <w:drawing>
+          <wp:inline distT="0" distB="0" distL="0" distR="0" wp14:anchorId="2CF3F0E8" wp14:editId="38E22D2D">
+            <wp:extent cx="6068272" cy="1152686"/>
+            <wp:effectExtent l="0" t="0" r="0" b="9525"/>
+            <wp:docPr id="5" name="Picture 5"/>
+            <wp:cNvGraphicFramePr>
+              <a:graphicFrameLocks xmlns:a="http://schemas.openxmlformats.org/drawingml/2006/main" noChangeAspect="1"/>
+            </wp:cNvGraphicFramePr>
+            <a:graphic xmlns:a="http://schemas.openxmlformats.org/drawingml/2006/main">
+              <a:graphicData uri="http://schemas.openxmlformats.org/drawingml/2006/picture">
+                <pic:pic xmlns:pic="http://schemas.openxmlformats.org/drawingml/2006/picture">
+                  <pic:nvPicPr>
+                    <pic:cNvPr id="5" name="Screenshot 2025-08-08 143616.png"/>
+                    <pic:cNvPicPr/>
+                  </pic:nvPicPr>
+                  <pic:blipFill>
+                    <a:blip r:embed="rId12">
+                      <a:extLst>
+                        <a:ext uri="{28A0092B-C50C-407E-A947-70E740481C1C}">
+                          <a14:useLocalDpi xmlns:a14="http://schemas.microsoft.com/office/drawing/2010/main" val="0"/>
+                        </a:ext>
+                      </a:extLst>
+                    </a:blip>
+                    <a:stretch>
+                      <a:fillRect/>
+                    </a:stretch>
+                  </pic:blipFill>
+                  <pic:spPr>
+                    <a:xfrm>
+                      <a:off x="0" y="0"/>
+                      <a:ext cx="6068272" cy="1152686"/>
+                    </a:xfrm>
+                    <a:prstGeom prst="rect">
+                      <a:avLst/>
+                    </a:prstGeom>
+                  </pic:spPr>
+                </pic:pic>
+              </a:graphicData>
+            </a:graphic>
+          </wp:inline>
+        </w:drawing>
+      </w:r>
+    </w:p>
+    <w:p>
+      <w:pPr>
+        <w:rPr>
+          <w:b/>
+          <w:color w:val="FF0000"/>
+          <w:lang w:val="en-IN"/>
+        </w:rPr>
+      </w:pPr>
+      <w:r>
+        <w:rPr>
+          <w:b/>
+          <w:noProof/>
+          <w:color w:val="FF0000"/>
+          <w:lang w:val="en-IN" w:eastAsia="en-IN"/>
+        </w:rPr>
+        <w:lastRenderedPageBreak/>
+        <w:drawing>
+          <wp:inline distT="0" distB="0" distL="0" distR="0" wp14:anchorId="72EF2855" wp14:editId="2708DBAD">
+            <wp:extent cx="3772426" cy="7859222"/>
+            <wp:effectExtent l="0" t="0" r="0" b="8890"/>
+            <wp:docPr id="6" name="Picture 6"/>
+            <wp:cNvGraphicFramePr>
+              <a:graphicFrameLocks xmlns:a="http://schemas.openxmlformats.org/drawingml/2006/main" noChangeAspect="1"/>
+            </wp:cNvGraphicFramePr>
+            <a:graphic xmlns:a="http://schemas.openxmlformats.org/drawingml/2006/main">
+              <a:graphicData uri="http://schemas.openxmlformats.org/drawingml/2006/picture">
+                <pic:pic xmlns:pic="http://schemas.openxmlformats.org/drawingml/2006/picture">
+                  <pic:nvPicPr>
+                    <pic:cNvPr id="6" name="Screenshot 2025-08-08 143715.png"/>
+                    <pic:cNvPicPr/>
+                  </pic:nvPicPr>
+                  <pic:blipFill>
+                    <a:blip r:embed="rId13">
+                      <a:extLst>
+                        <a:ext uri="{28A0092B-C50C-407E-A947-70E740481C1C}">
+                          <a14:useLocalDpi xmlns:a14="http://schemas.microsoft.com/office/drawing/2010/main" val="0"/>
+                        </a:ext>
+                      </a:extLst>
+                    </a:blip>
+                    <a:stretch>
+                      <a:fillRect/>
+                    </a:stretch>
+                  </pic:blipFill>
+                  <pic:spPr>
+                    <a:xfrm>
+                      <a:off x="0" y="0"/>
+                      <a:ext cx="3772426" cy="7859222"/>
+                    </a:xfrm>
+                    <a:prstGeom prst="rect">
+                      <a:avLst/>
+                    </a:prstGeom>
+                  </pic:spPr>
+                </pic:pic>
+              </a:graphicData>
+            </a:graphic>
+          </wp:inline>
+        </w:drawing>
+      </w:r>
+    </w:p>
+    <w:p>
+      <w:pPr>
+        <w:rPr>
+          <w:b/>
+          <w:color w:val="FF0000"/>
         </w:rPr>
       </w:pPr>
     </w:p>
@@ -1118,6 +1048,7 @@
           <w:sz w:val="24"/>
           <w:szCs w:val="24"/>
         </w:rPr>
+        <w:lastRenderedPageBreak/>
         <w:t>ping</w:t>
       </w:r>
     </w:p>
@@ -1460,6 +1391,7 @@
       <w:r>
         <w:rPr>
           <w:noProof/>
+          <w:lang w:val="en-IN" w:eastAsia="en-IN"/>
         </w:rPr>
         <w:lastRenderedPageBreak/>
         <w:drawing>
@@ -1478,7 +1410,7 @@
                     <pic:cNvPicPr/>
                   </pic:nvPicPr>
                   <pic:blipFill>
-                    <a:blip r:embed="rId15"/>
+                    <a:blip r:embed="rId14"/>
                     <a:stretch>
                       <a:fillRect/>
                     </a:stretch>
@@ -1501,7 +1433,7 @@
       <w:r>
         <w:rPr>
           <w:noProof/>
-          <w:lang w:val="en-IN"/>
+          <w:lang w:val="en-IN" w:eastAsia="en-IN"/>
         </w:rPr>
         <w:drawing>
           <wp:inline distT="0" distB="0" distL="0" distR="0" wp14:anchorId="003A79BC" wp14:editId="46A287DF">
@@ -1521,7 +1453,7 @@
                     </pic:cNvPicPr>
                   </pic:nvPicPr>
                   <pic:blipFill>
-                    <a:blip r:embed="rId16">
+                    <a:blip r:embed="rId15">
                       <a:extLst>
                         <a:ext uri="{28A0092B-C50C-407E-A947-70E740481C1C}">
                           <a14:useLocalDpi xmlns:a14="http://schemas.microsoft.com/office/drawing/2010/main" val="0"/>
@@ -1563,7 +1495,7 @@
       <w:r>
         <w:rPr>
           <w:noProof/>
-          <w:lang w:val="en-IN"/>
+          <w:lang w:val="en-IN" w:eastAsia="en-IN"/>
         </w:rPr>
         <w:lastRenderedPageBreak/>
         <w:drawing>
@@ -1584,7 +1516,7 @@
                     </pic:cNvPicPr>
                   </pic:nvPicPr>
                   <pic:blipFill>
-                    <a:blip r:embed="rId17">
+                    <a:blip r:embed="rId16">
                       <a:extLst>
                         <a:ext uri="{28A0092B-C50C-407E-A947-70E740481C1C}">
                           <a14:useLocalDpi xmlns:a14="http://schemas.microsoft.com/office/drawing/2010/main" val="0"/>
@@ -1625,7 +1557,7 @@
       <w:r>
         <w:rPr>
           <w:noProof/>
-          <w:lang w:val="en-IN"/>
+          <w:lang w:val="en-IN" w:eastAsia="en-IN"/>
         </w:rPr>
         <w:drawing>
           <wp:inline distT="0" distB="0" distL="0" distR="0" wp14:anchorId="271E60C3" wp14:editId="3F441A05">
@@ -1643,7 +1575,7 @@
                     <pic:cNvPicPr/>
                   </pic:nvPicPr>
                   <pic:blipFill>
-                    <a:blip r:embed="rId18"/>
+                    <a:blip r:embed="rId17"/>
                     <a:stretch>
                       <a:fillRect/>
                     </a:stretch>
@@ -1666,7 +1598,7 @@
       <w:r>
         <w:rPr>
           <w:noProof/>
-          <w:lang w:val="en-IN"/>
+          <w:lang w:val="en-IN" w:eastAsia="en-IN"/>
         </w:rPr>
         <w:drawing>
           <wp:inline distT="0" distB="0" distL="0" distR="0" wp14:anchorId="7E484401" wp14:editId="180B203F">
@@ -1684,7 +1616,7 @@
                     <pic:cNvPicPr/>
                   </pic:nvPicPr>
                   <pic:blipFill>
-                    <a:blip r:embed="rId19"/>
+                    <a:blip r:embed="rId18"/>
                     <a:stretch>
                       <a:fillRect/>
                     </a:stretch>
@@ -1891,12 +1823,10 @@
               <w:t>/</w:t>
             </w:r>
             <w:proofErr w:type="spellStart"/>
-            <w:proofErr w:type="gramStart"/>
             <w:r>
               <w:t>fo</w:t>
             </w:r>
             <w:proofErr w:type="spellEnd"/>
-            <w:proofErr w:type="gramEnd"/>
             <w:r>
               <w:t xml:space="preserve"> table</w:t>
             </w:r>
@@ -1946,12 +1876,10 @@
               <w:t>/</w:t>
             </w:r>
             <w:proofErr w:type="spellStart"/>
-            <w:proofErr w:type="gramStart"/>
             <w:r>
               <w:t>fo</w:t>
             </w:r>
             <w:proofErr w:type="spellEnd"/>
-            <w:proofErr w:type="gramEnd"/>
             <w:r>
               <w:t xml:space="preserve"> list</w:t>
             </w:r>
@@ -2007,12 +1935,10 @@
               <w:t>/</w:t>
             </w:r>
             <w:proofErr w:type="spellStart"/>
-            <w:proofErr w:type="gramStart"/>
             <w:r>
               <w:t>fo</w:t>
             </w:r>
             <w:proofErr w:type="spellEnd"/>
-            <w:proofErr w:type="gramEnd"/>
             <w:r>
               <w:t xml:space="preserve"> csv</w:t>
             </w:r>
@@ -2068,12 +1994,10 @@
               <w:t>/</w:t>
             </w:r>
             <w:proofErr w:type="spellStart"/>
-            <w:proofErr w:type="gramStart"/>
             <w:r>
               <w:t>nh</w:t>
             </w:r>
             <w:proofErr w:type="spellEnd"/>
-            <w:proofErr w:type="gramEnd"/>
           </w:p>
         </w:tc>
         <w:tc>
@@ -2113,6 +2037,7 @@
       <w:r>
         <w:rPr>
           <w:noProof/>
+          <w:lang w:val="en-IN" w:eastAsia="en-IN"/>
         </w:rPr>
         <w:drawing>
           <wp:inline distT="0" distB="0" distL="0" distR="0" wp14:anchorId="36BE594C" wp14:editId="4EB4300C">
@@ -2132,7 +2057,7 @@
                     </pic:cNvPicPr>
                   </pic:nvPicPr>
                   <pic:blipFill>
-                    <a:blip r:embed="rId20">
+                    <a:blip r:embed="rId19">
                       <a:extLst>
                         <a:ext uri="{28A0092B-C50C-407E-A947-70E740481C1C}">
                           <a14:useLocalDpi xmlns:a14="http://schemas.microsoft.com/office/drawing/2010/main" val="0"/>
@@ -2166,6 +2091,7 @@
       <w:r>
         <w:rPr>
           <w:noProof/>
+          <w:lang w:val="en-IN" w:eastAsia="en-IN"/>
         </w:rPr>
         <w:drawing>
           <wp:inline distT="0" distB="0" distL="0" distR="0" wp14:anchorId="6776936F" wp14:editId="326FA67E">
@@ -2183,7 +2109,7 @@
                     <pic:cNvPicPr/>
                   </pic:nvPicPr>
                   <pic:blipFill>
-                    <a:blip r:embed="rId21"/>
+                    <a:blip r:embed="rId20"/>
                     <a:stretch>
                       <a:fillRect/>
                     </a:stretch>
@@ -2206,6 +2132,7 @@
       <w:r>
         <w:rPr>
           <w:noProof/>
+          <w:lang w:val="en-IN" w:eastAsia="en-IN"/>
         </w:rPr>
         <w:drawing>
           <wp:inline distT="0" distB="0" distL="0" distR="0" wp14:anchorId="411F0E24" wp14:editId="56CDDADF">
@@ -2223,7 +2150,7 @@
                     <pic:cNvPicPr/>
                   </pic:nvPicPr>
                   <pic:blipFill>
-                    <a:blip r:embed="rId22"/>
+                    <a:blip r:embed="rId21"/>
                     <a:stretch>
                       <a:fillRect/>
                     </a:stretch>
@@ -2246,6 +2173,7 @@
       <w:r>
         <w:rPr>
           <w:noProof/>
+          <w:lang w:val="en-IN" w:eastAsia="en-IN"/>
         </w:rPr>
         <w:drawing>
           <wp:inline distT="0" distB="0" distL="0" distR="0" wp14:anchorId="55905AD8" wp14:editId="14C67F2F">
@@ -2263,7 +2191,7 @@
                     <pic:cNvPicPr/>
                   </pic:nvPicPr>
                   <pic:blipFill>
-                    <a:blip r:embed="rId23"/>
+                    <a:blip r:embed="rId22"/>
                     <a:stretch>
                       <a:fillRect/>
                     </a:stretch>
@@ -2288,6 +2216,7 @@
       <w:r>
         <w:rPr>
           <w:noProof/>
+          <w:lang w:val="en-IN" w:eastAsia="en-IN"/>
         </w:rPr>
         <w:drawing>
           <wp:inline distT="0" distB="0" distL="0" distR="0" wp14:anchorId="44FAD2AD" wp14:editId="69A3A3D5">
@@ -2307,7 +2236,7 @@
                     </pic:cNvPicPr>
                   </pic:nvPicPr>
                   <pic:blipFill>
-                    <a:blip r:embed="rId24">
+                    <a:blip r:embed="rId23">
                       <a:extLst>
                         <a:ext uri="{28A0092B-C50C-407E-A947-70E740481C1C}">
                           <a14:useLocalDpi xmlns:a14="http://schemas.microsoft.com/office/drawing/2010/main" val="0"/>
@@ -2660,12 +2589,10 @@
               <w:t>/</w:t>
             </w:r>
             <w:proofErr w:type="spellStart"/>
-            <w:proofErr w:type="gramStart"/>
             <w:r>
               <w:t>fo</w:t>
             </w:r>
             <w:proofErr w:type="spellEnd"/>
-            <w:proofErr w:type="gramEnd"/>
           </w:p>
         </w:tc>
         <w:tc>
@@ -2705,13 +2632,13 @@
       <w:r>
         <w:rPr>
           <w:noProof/>
-          <w:lang w:val="en-IN"/>
+          <w:lang w:val="en-IN" w:eastAsia="en-IN"/>
         </w:rPr>
         <w:drawing>
-          <wp:inline distT="0" distB="0" distL="0" distR="0" wp14:anchorId="7A2A3EA9" wp14:editId="31963A33">
-            <wp:extent cx="6286500" cy="3961130"/>
-            <wp:effectExtent l="0" t="0" r="0" b="1270"/>
-            <wp:docPr id="1509971603" name="Picture 13"/>
+          <wp:inline distT="0" distB="0" distL="0" distR="0" wp14:anchorId="7C932986" wp14:editId="327ADDDE">
+            <wp:extent cx="6286500" cy="6663690"/>
+            <wp:effectExtent l="0" t="0" r="0" b="3810"/>
+            <wp:docPr id="7" name="Picture 7"/>
             <wp:cNvGraphicFramePr>
               <a:graphicFrameLocks xmlns:a="http://schemas.openxmlformats.org/drawingml/2006/main" noChangeAspect="1"/>
             </wp:cNvGraphicFramePr>
@@ -2719,10 +2646,63 @@
               <a:graphicData uri="http://schemas.openxmlformats.org/drawingml/2006/picture">
                 <pic:pic xmlns:pic="http://schemas.openxmlformats.org/drawingml/2006/picture">
                   <pic:nvPicPr>
-                    <pic:cNvPr id="0" name="Picture 28"/>
-                    <pic:cNvPicPr>
-                      <a:picLocks noChangeAspect="1" noChangeArrowheads="1"/>
-                    </pic:cNvPicPr>
+                    <pic:cNvPr id="7" name="Screenshot 2025-08-08 143905.png"/>
+                    <pic:cNvPicPr/>
+                  </pic:nvPicPr>
+                  <pic:blipFill>
+                    <a:blip r:embed="rId24">
+                      <a:extLst>
+                        <a:ext uri="{28A0092B-C50C-407E-A947-70E740481C1C}">
+                          <a14:useLocalDpi xmlns:a14="http://schemas.microsoft.com/office/drawing/2010/main" val="0"/>
+                        </a:ext>
+                      </a:extLst>
+                    </a:blip>
+                    <a:stretch>
+                      <a:fillRect/>
+                    </a:stretch>
+                  </pic:blipFill>
+                  <pic:spPr>
+                    <a:xfrm>
+                      <a:off x="0" y="0"/>
+                      <a:ext cx="6286500" cy="6663690"/>
+                    </a:xfrm>
+                    <a:prstGeom prst="rect">
+                      <a:avLst/>
+                    </a:prstGeom>
+                  </pic:spPr>
+                </pic:pic>
+              </a:graphicData>
+            </a:graphic>
+          </wp:inline>
+        </w:drawing>
+      </w:r>
+    </w:p>
+    <w:p>
+      <w:pPr>
+        <w:rPr>
+          <w:lang w:val="en-IN"/>
+        </w:rPr>
+      </w:pPr>
+      <w:r>
+        <w:rPr>
+          <w:noProof/>
+          <w:lang w:val="en-IN" w:eastAsia="en-IN"/>
+        </w:rPr>
+        <w:lastRenderedPageBreak/>
+        <w:drawing>
+          <wp:inline distT="0" distB="0" distL="0" distR="0" wp14:anchorId="72502324" wp14:editId="06480269">
+            <wp:extent cx="6286500" cy="6499860"/>
+            <wp:effectExtent l="0" t="0" r="0" b="0"/>
+            <wp:docPr id="8" name="Picture 8"/>
+            <wp:cNvGraphicFramePr>
+              <a:graphicFrameLocks xmlns:a="http://schemas.openxmlformats.org/drawingml/2006/main" noChangeAspect="1"/>
+            </wp:cNvGraphicFramePr>
+            <a:graphic xmlns:a="http://schemas.openxmlformats.org/drawingml/2006/main">
+              <a:graphicData uri="http://schemas.openxmlformats.org/drawingml/2006/picture">
+                <pic:pic xmlns:pic="http://schemas.openxmlformats.org/drawingml/2006/picture">
+                  <pic:nvPicPr>
+                    <pic:cNvPr id="8" name="Screenshot 2025-08-08 143957.png"/>
+                    <pic:cNvPicPr/>
                   </pic:nvPicPr>
                   <pic:blipFill>
                     <a:blip r:embed="rId25">
@@ -2732,23 +2712,18 @@
                         </a:ext>
                       </a:extLst>
                     </a:blip>
-                    <a:srcRect/>
                     <a:stretch>
                       <a:fillRect/>
                     </a:stretch>
                   </pic:blipFill>
-                  <pic:spPr bwMode="auto">
+                  <pic:spPr>
                     <a:xfrm>
                       <a:off x="0" y="0"/>
-                      <a:ext cx="6286500" cy="3961130"/>
+                      <a:ext cx="6286500" cy="6499860"/>
                     </a:xfrm>
                     <a:prstGeom prst="rect">
                       <a:avLst/>
                     </a:prstGeom>
-                    <a:noFill/>
-                    <a:ln>
-                      <a:noFill/>
-                    </a:ln>
                   </pic:spPr>
                 </pic:pic>
               </a:graphicData>
@@ -2766,14 +2741,14 @@
       <w:r>
         <w:rPr>
           <w:noProof/>
-          <w:lang w:val="en-IN"/>
+          <w:lang w:val="en-IN" w:eastAsia="en-IN"/>
         </w:rPr>
         <w:lastRenderedPageBreak/>
         <w:drawing>
-          <wp:inline distT="0" distB="0" distL="0" distR="0" wp14:anchorId="0EE5FD42" wp14:editId="400605A0">
-            <wp:extent cx="6286500" cy="4341495"/>
-            <wp:effectExtent l="0" t="0" r="0" b="1905"/>
-            <wp:docPr id="235980758" name="Picture 5"/>
+          <wp:inline distT="0" distB="0" distL="0" distR="0" wp14:anchorId="58C1CB07" wp14:editId="1BB4E2E5">
+            <wp:extent cx="6286500" cy="6985000"/>
+            <wp:effectExtent l="0" t="0" r="0" b="6350"/>
+            <wp:docPr id="9" name="Picture 9"/>
             <wp:cNvGraphicFramePr>
               <a:graphicFrameLocks xmlns:a="http://schemas.openxmlformats.org/drawingml/2006/main" noChangeAspect="1"/>
             </wp:cNvGraphicFramePr>
@@ -2781,10 +2756,8 @@
               <a:graphicData uri="http://schemas.openxmlformats.org/drawingml/2006/picture">
                 <pic:pic xmlns:pic="http://schemas.openxmlformats.org/drawingml/2006/picture">
                   <pic:nvPicPr>
-                    <pic:cNvPr id="0" name="Picture 6"/>
-                    <pic:cNvPicPr>
-                      <a:picLocks noChangeAspect="1" noChangeArrowheads="1"/>
-                    </pic:cNvPicPr>
+                    <pic:cNvPr id="9" name="Screenshot 2025-08-08 144032.png"/>
+                    <pic:cNvPicPr/>
                   </pic:nvPicPr>
                   <pic:blipFill>
                     <a:blip r:embed="rId26">
@@ -2794,23 +2767,18 @@
                         </a:ext>
                       </a:extLst>
                     </a:blip>
-                    <a:srcRect/>
                     <a:stretch>
                       <a:fillRect/>
                     </a:stretch>
                   </pic:blipFill>
-                  <pic:spPr bwMode="auto">
+                  <pic:spPr>
                     <a:xfrm>
                       <a:off x="0" y="0"/>
-                      <a:ext cx="6286500" cy="4341495"/>
+                      <a:ext cx="6286500" cy="6985000"/>
                     </a:xfrm>
                     <a:prstGeom prst="rect">
                       <a:avLst/>
                     </a:prstGeom>
-                    <a:noFill/>
-                    <a:ln>
-                      <a:noFill/>
-                    </a:ln>
                   </pic:spPr>
                 </pic:pic>
               </a:graphicData>
@@ -2825,16 +2793,24 @@
           <w:lang w:val="en-IN"/>
         </w:rPr>
       </w:pPr>
+    </w:p>
+    <w:p>
+      <w:pPr>
+        <w:rPr>
+          <w:lang w:val="en-IN"/>
+        </w:rPr>
+      </w:pPr>
       <w:r>
         <w:rPr>
           <w:noProof/>
-          <w:lang w:val="en-IN"/>
-        </w:rPr>
+          <w:lang w:val="en-IN" w:eastAsia="en-IN"/>
+        </w:rPr>
+        <w:lastRenderedPageBreak/>
         <w:drawing>
-          <wp:inline distT="0" distB="0" distL="0" distR="0" wp14:anchorId="4FEB414A" wp14:editId="68565717">
-            <wp:extent cx="6286500" cy="3742690"/>
+          <wp:inline distT="0" distB="0" distL="0" distR="0" wp14:anchorId="4CE1A53F" wp14:editId="0320D48F">
+            <wp:extent cx="6286500" cy="7106920"/>
             <wp:effectExtent l="0" t="0" r="0" b="0"/>
-            <wp:docPr id="1204417205" name="Picture 7"/>
+            <wp:docPr id="11" name="Picture 11"/>
             <wp:cNvGraphicFramePr>
               <a:graphicFrameLocks xmlns:a="http://schemas.openxmlformats.org/drawingml/2006/main" noChangeAspect="1"/>
             </wp:cNvGraphicFramePr>
@@ -2842,10 +2818,8 @@
               <a:graphicData uri="http://schemas.openxmlformats.org/drawingml/2006/picture">
                 <pic:pic xmlns:pic="http://schemas.openxmlformats.org/drawingml/2006/picture">
                   <pic:nvPicPr>
-                    <pic:cNvPr id="0" name="Picture 13"/>
-                    <pic:cNvPicPr>
-                      <a:picLocks noChangeAspect="1" noChangeArrowheads="1"/>
-                    </pic:cNvPicPr>
+                    <pic:cNvPr id="11" name="Screenshot 2025-08-08 144149.png"/>
+                    <pic:cNvPicPr/>
                   </pic:nvPicPr>
                   <pic:blipFill>
                     <a:blip r:embed="rId27">
@@ -2855,23 +2829,18 @@
                         </a:ext>
                       </a:extLst>
                     </a:blip>
-                    <a:srcRect/>
                     <a:stretch>
                       <a:fillRect/>
                     </a:stretch>
                   </pic:blipFill>
-                  <pic:spPr bwMode="auto">
+                  <pic:spPr>
                     <a:xfrm>
                       <a:off x="0" y="0"/>
-                      <a:ext cx="6286500" cy="3742690"/>
+                      <a:ext cx="6286500" cy="7106920"/>
                     </a:xfrm>
                     <a:prstGeom prst="rect">
                       <a:avLst/>
                     </a:prstGeom>
-                    <a:noFill/>
-                    <a:ln>
-                      <a:noFill/>
-                    </a:ln>
                   </pic:spPr>
                 </pic:pic>
               </a:graphicData>
@@ -2886,23 +2855,17 @@
           <w:lang w:val="en-IN"/>
         </w:rPr>
       </w:pPr>
-    </w:p>
-    <w:p>
-      <w:pPr>
-        <w:rPr>
-          <w:lang w:val="en-IN"/>
-        </w:rPr>
-      </w:pPr>
       <w:r>
         <w:rPr>
           <w:noProof/>
-          <w:lang w:val="en-IN"/>
-        </w:rPr>
+          <w:lang w:val="en-IN" w:eastAsia="en-IN"/>
+        </w:rPr>
+        <w:lastRenderedPageBreak/>
         <w:drawing>
-          <wp:inline distT="0" distB="0" distL="0" distR="0" wp14:anchorId="2B9ECF35" wp14:editId="46AA40D0">
-            <wp:extent cx="6286500" cy="4307205"/>
-            <wp:effectExtent l="0" t="0" r="0" b="0"/>
-            <wp:docPr id="387058674" name="Picture 9"/>
+          <wp:inline distT="0" distB="0" distL="0" distR="0" wp14:anchorId="31C548FB" wp14:editId="40B042C7">
+            <wp:extent cx="6286500" cy="6948805"/>
+            <wp:effectExtent l="0" t="0" r="0" b="4445"/>
+            <wp:docPr id="12" name="Picture 12"/>
             <wp:cNvGraphicFramePr>
               <a:graphicFrameLocks xmlns:a="http://schemas.openxmlformats.org/drawingml/2006/main" noChangeAspect="1"/>
             </wp:cNvGraphicFramePr>
@@ -2910,10 +2873,8 @@
               <a:graphicData uri="http://schemas.openxmlformats.org/drawingml/2006/picture">
                 <pic:pic xmlns:pic="http://schemas.openxmlformats.org/drawingml/2006/picture">
                   <pic:nvPicPr>
-                    <pic:cNvPr id="0" name="Picture 20"/>
-                    <pic:cNvPicPr>
-                      <a:picLocks noChangeAspect="1" noChangeArrowheads="1"/>
-                    </pic:cNvPicPr>
+                    <pic:cNvPr id="12" name="Screenshot 2025-08-08 144224.png"/>
+                    <pic:cNvPicPr/>
                   </pic:nvPicPr>
                   <pic:blipFill>
                     <a:blip r:embed="rId28">
@@ -2923,85 +2884,18 @@
                         </a:ext>
                       </a:extLst>
                     </a:blip>
-                    <a:srcRect/>
                     <a:stretch>
                       <a:fillRect/>
                     </a:stretch>
                   </pic:blipFill>
-                  <pic:spPr bwMode="auto">
+                  <pic:spPr>
                     <a:xfrm>
                       <a:off x="0" y="0"/>
-                      <a:ext cx="6286500" cy="4307205"/>
+                      <a:ext cx="6286500" cy="6948805"/>
                     </a:xfrm>
                     <a:prstGeom prst="rect">
                       <a:avLst/>
                     </a:prstGeom>
-                    <a:noFill/>
-                    <a:ln>
-                      <a:noFill/>
-                    </a:ln>
-                  </pic:spPr>
-                </pic:pic>
-              </a:graphicData>
-            </a:graphic>
-          </wp:inline>
-        </w:drawing>
-      </w:r>
-    </w:p>
-    <w:p>
-      <w:pPr>
-        <w:rPr>
-          <w:lang w:val="en-IN"/>
-        </w:rPr>
-      </w:pPr>
-      <w:r>
-        <w:rPr>
-          <w:noProof/>
-          <w:lang w:val="en-IN"/>
-        </w:rPr>
-        <w:lastRenderedPageBreak/>
-        <w:drawing>
-          <wp:inline distT="0" distB="0" distL="0" distR="0" wp14:anchorId="1B8A45D7" wp14:editId="62A0AAFE">
-            <wp:extent cx="6286500" cy="4502785"/>
-            <wp:effectExtent l="0" t="0" r="0" b="0"/>
-            <wp:docPr id="866703326" name="Picture 11"/>
-            <wp:cNvGraphicFramePr>
-              <a:graphicFrameLocks xmlns:a="http://schemas.openxmlformats.org/drawingml/2006/main" noChangeAspect="1"/>
-            </wp:cNvGraphicFramePr>
-            <a:graphic xmlns:a="http://schemas.openxmlformats.org/drawingml/2006/main">
-              <a:graphicData uri="http://schemas.openxmlformats.org/drawingml/2006/picture">
-                <pic:pic xmlns:pic="http://schemas.openxmlformats.org/drawingml/2006/picture">
-                  <pic:nvPicPr>
-                    <pic:cNvPr id="0" name="Picture 27"/>
-                    <pic:cNvPicPr>
-                      <a:picLocks noChangeAspect="1" noChangeArrowheads="1"/>
-                    </pic:cNvPicPr>
-                  </pic:nvPicPr>
-                  <pic:blipFill>
-                    <a:blip r:embed="rId29">
-                      <a:extLst>
-                        <a:ext uri="{28A0092B-C50C-407E-A947-70E740481C1C}">
-                          <a14:useLocalDpi xmlns:a14="http://schemas.microsoft.com/office/drawing/2010/main" val="0"/>
-                        </a:ext>
-                      </a:extLst>
-                    </a:blip>
-                    <a:srcRect/>
-                    <a:stretch>
-                      <a:fillRect/>
-                    </a:stretch>
-                  </pic:blipFill>
-                  <pic:spPr bwMode="auto">
-                    <a:xfrm>
-                      <a:off x="0" y="0"/>
-                      <a:ext cx="6286500" cy="4502785"/>
-                    </a:xfrm>
-                    <a:prstGeom prst="rect">
-                      <a:avLst/>
-                    </a:prstGeom>
-                    <a:noFill/>
-                    <a:ln>
-                      <a:noFill/>
-                    </a:ln>
                   </pic:spPr>
                 </pic:pic>
               </a:graphicData>
@@ -3141,6 +3035,7 @@
               <w:jc w:val="center"/>
             </w:pPr>
             <w:r>
+              <w:lastRenderedPageBreak/>
               <w:t>1</w:t>
             </w:r>
           </w:p>
@@ -3376,8 +3271,8 @@
       <w:r>
         <w:rPr>
           <w:noProof/>
-        </w:rPr>
-        <w:lastRenderedPageBreak/>
+          <w:lang w:val="en-IN" w:eastAsia="en-IN"/>
+        </w:rPr>
         <w:drawing>
           <wp:inline distT="0" distB="0" distL="0" distR="0" wp14:anchorId="11D98C7E" wp14:editId="6C3A874B">
             <wp:extent cx="6286500" cy="3588385"/>
@@ -3396,7 +3291,7 @@
                     </pic:cNvPicPr>
                   </pic:nvPicPr>
                   <pic:blipFill>
-                    <a:blip r:embed="rId30">
+                    <a:blip r:embed="rId29">
                       <a:extLst>
                         <a:ext uri="{28A0092B-C50C-407E-A947-70E740481C1C}">
                           <a14:useLocalDpi xmlns:a14="http://schemas.microsoft.com/office/drawing/2010/main" val="0"/>
@@ -3432,6 +3327,7 @@
       <w:r>
         <w:rPr>
           <w:noProof/>
+          <w:lang w:val="en-IN" w:eastAsia="en-IN"/>
         </w:rPr>
         <w:drawing>
           <wp:inline distT="0" distB="0" distL="0" distR="0" wp14:anchorId="1F5858C6" wp14:editId="0ECE296D">
@@ -3451,7 +3347,7 @@
                     </pic:cNvPicPr>
                   </pic:nvPicPr>
                   <pic:blipFill>
-                    <a:blip r:embed="rId31">
+                    <a:blip r:embed="rId30">
                       <a:extLst>
                         <a:ext uri="{28A0092B-C50C-407E-A947-70E740481C1C}">
                           <a14:useLocalDpi xmlns:a14="http://schemas.microsoft.com/office/drawing/2010/main" val="0"/>
@@ -3487,6 +3383,7 @@
       <w:r>
         <w:rPr>
           <w:noProof/>
+          <w:lang w:val="en-IN" w:eastAsia="en-IN"/>
         </w:rPr>
         <w:lastRenderedPageBreak/>
         <w:drawing>
@@ -3505,7 +3402,7 @@
                     <pic:cNvPicPr/>
                   </pic:nvPicPr>
                   <pic:blipFill>
-                    <a:blip r:embed="rId32"/>
+                    <a:blip r:embed="rId31"/>
                     <a:stretch>
                       <a:fillRect/>
                     </a:stretch>
@@ -3530,6 +3427,7 @@
       <w:r>
         <w:rPr>
           <w:noProof/>
+          <w:lang w:val="en-IN" w:eastAsia="en-IN"/>
         </w:rPr>
         <w:drawing>
           <wp:inline distT="0" distB="0" distL="0" distR="0" wp14:anchorId="556C2AA6" wp14:editId="6696B3A6">
@@ -3547,7 +3445,7 @@
                     <pic:cNvPicPr/>
                   </pic:nvPicPr>
                   <pic:blipFill>
-                    <a:blip r:embed="rId33"/>
+                    <a:blip r:embed="rId32"/>
                     <a:stretch>
                       <a:fillRect/>
                     </a:stretch>
@@ -3572,6 +3470,7 @@
       <w:r>
         <w:rPr>
           <w:noProof/>
+          <w:lang w:val="en-IN" w:eastAsia="en-IN"/>
         </w:rPr>
         <w:lastRenderedPageBreak/>
         <w:drawing>
@@ -3590,7 +3489,7 @@
                     <pic:cNvPicPr/>
                   </pic:nvPicPr>
                   <pic:blipFill>
-                    <a:blip r:embed="rId34"/>
+                    <a:blip r:embed="rId33"/>
                     <a:stretch>
                       <a:fillRect/>
                     </a:stretch>
@@ -3968,13 +3867,14 @@
       <w:r>
         <w:rPr>
           <w:noProof/>
+          <w:lang w:val="en-IN" w:eastAsia="en-IN"/>
         </w:rPr>
         <w:lastRenderedPageBreak/>
         <w:drawing>
-          <wp:inline distT="0" distB="0" distL="0" distR="0" wp14:anchorId="3C837D87" wp14:editId="38309CA1">
-            <wp:extent cx="6286500" cy="4016375"/>
-            <wp:effectExtent l="0" t="0" r="0" b="3175"/>
-            <wp:docPr id="34049928" name="Picture 17"/>
+          <wp:inline distT="0" distB="0" distL="0" distR="0" wp14:anchorId="4CE919FC" wp14:editId="08161A00">
+            <wp:extent cx="6286500" cy="7717155"/>
+            <wp:effectExtent l="0" t="0" r="0" b="0"/>
+            <wp:docPr id="15" name="Picture 15"/>
             <wp:cNvGraphicFramePr>
               <a:graphicFrameLocks xmlns:a="http://schemas.openxmlformats.org/drawingml/2006/main" noChangeAspect="1"/>
             </wp:cNvGraphicFramePr>
@@ -3982,67 +3882,17 @@
               <a:graphicData uri="http://schemas.openxmlformats.org/drawingml/2006/picture">
                 <pic:pic xmlns:pic="http://schemas.openxmlformats.org/drawingml/2006/picture">
                   <pic:nvPicPr>
-                    <pic:cNvPr id="0" name="Picture 36"/>
-                    <pic:cNvPicPr>
-                      <a:picLocks noChangeAspect="1" noChangeArrowheads="1"/>
-                    </pic:cNvPicPr>
+                    <pic:cNvPr id="15" name="Screenshot 2025-08-08 144433.png"/>
+                    <pic:cNvPicPr/>
                   </pic:nvPicPr>
                   <pic:blipFill>
-                    <a:blip r:embed="rId35">
+                    <a:blip r:embed="rId34">
                       <a:extLst>
                         <a:ext uri="{28A0092B-C50C-407E-A947-70E740481C1C}">
                           <a14:useLocalDpi xmlns:a14="http://schemas.microsoft.com/office/drawing/2010/main" val="0"/>
                         </a:ext>
                       </a:extLst>
                     </a:blip>
-                    <a:srcRect/>
-                    <a:stretch>
-                      <a:fillRect/>
-                    </a:stretch>
-                  </pic:blipFill>
-                  <pic:spPr bwMode="auto">
-                    <a:xfrm>
-                      <a:off x="0" y="0"/>
-                      <a:ext cx="6286500" cy="4016375"/>
-                    </a:xfrm>
-                    <a:prstGeom prst="rect">
-                      <a:avLst/>
-                    </a:prstGeom>
-                    <a:noFill/>
-                    <a:ln>
-                      <a:noFill/>
-                    </a:ln>
-                  </pic:spPr>
-                </pic:pic>
-              </a:graphicData>
-            </a:graphic>
-          </wp:inline>
-        </w:drawing>
-      </w:r>
-    </w:p>
-    <w:p>
-      <w:r>
-        <w:rPr>
-          <w:noProof/>
-        </w:rPr>
-        <w:lastRenderedPageBreak/>
-        <w:drawing>
-          <wp:inline distT="0" distB="0" distL="0" distR="0" wp14:anchorId="6A5AF8F3" wp14:editId="0C780499">
-            <wp:extent cx="6286500" cy="2216150"/>
-            <wp:effectExtent l="0" t="0" r="0" b="0"/>
-            <wp:docPr id="121940894" name="Picture 1"/>
-            <wp:cNvGraphicFramePr>
-              <a:graphicFrameLocks xmlns:a="http://schemas.openxmlformats.org/drawingml/2006/main" noChangeAspect="1"/>
-            </wp:cNvGraphicFramePr>
-            <a:graphic xmlns:a="http://schemas.openxmlformats.org/drawingml/2006/main">
-              <a:graphicData uri="http://schemas.openxmlformats.org/drawingml/2006/picture">
-                <pic:pic xmlns:pic="http://schemas.openxmlformats.org/drawingml/2006/picture">
-                  <pic:nvPicPr>
-                    <pic:cNvPr id="121940894" name=""/>
-                    <pic:cNvPicPr/>
-                  </pic:nvPicPr>
-                  <pic:blipFill>
-                    <a:blip r:embed="rId36"/>
                     <a:stretch>
                       <a:fillRect/>
                     </a:stretch>
@@ -4050,7 +3900,7 @@
                   <pic:spPr>
                     <a:xfrm>
                       <a:off x="0" y="0"/>
-                      <a:ext cx="6286500" cy="2216150"/>
+                      <a:ext cx="6286500" cy="7717155"/>
                     </a:xfrm>
                     <a:prstGeom prst="rect">
                       <a:avLst/>
@@ -4062,15 +3912,19 @@
           </wp:inline>
         </w:drawing>
       </w:r>
+    </w:p>
+    <w:p>
       <w:r>
         <w:rPr>
           <w:noProof/>
-        </w:rPr>
+          <w:lang w:val="en-IN" w:eastAsia="en-IN"/>
+        </w:rPr>
+        <w:lastRenderedPageBreak/>
         <w:drawing>
-          <wp:inline distT="0" distB="0" distL="0" distR="0" wp14:anchorId="77789623" wp14:editId="5AB91E0D">
-            <wp:extent cx="6286500" cy="2080260"/>
-            <wp:effectExtent l="0" t="0" r="0" b="0"/>
-            <wp:docPr id="1538359783" name="Picture 1"/>
+          <wp:inline distT="0" distB="0" distL="0" distR="0" wp14:anchorId="6072C5D2" wp14:editId="54D73885">
+            <wp:extent cx="6286500" cy="2719705"/>
+            <wp:effectExtent l="0" t="0" r="0" b="4445"/>
+            <wp:docPr id="16" name="Picture 16"/>
             <wp:cNvGraphicFramePr>
               <a:graphicFrameLocks xmlns:a="http://schemas.openxmlformats.org/drawingml/2006/main" noChangeAspect="1"/>
             </wp:cNvGraphicFramePr>
@@ -4078,11 +3932,17 @@
               <a:graphicData uri="http://schemas.openxmlformats.org/drawingml/2006/picture">
                 <pic:pic xmlns:pic="http://schemas.openxmlformats.org/drawingml/2006/picture">
                   <pic:nvPicPr>
-                    <pic:cNvPr id="1538359783" name=""/>
+                    <pic:cNvPr id="16" name="Screenshot 2025-08-08 144500.png"/>
                     <pic:cNvPicPr/>
                   </pic:nvPicPr>
                   <pic:blipFill>
-                    <a:blip r:embed="rId37"/>
+                    <a:blip r:embed="rId35">
+                      <a:extLst>
+                        <a:ext uri="{28A0092B-C50C-407E-A947-70E740481C1C}">
+                          <a14:useLocalDpi xmlns:a14="http://schemas.microsoft.com/office/drawing/2010/main" val="0"/>
+                        </a:ext>
+                      </a:extLst>
+                    </a:blip>
                     <a:stretch>
                       <a:fillRect/>
                     </a:stretch>
@@ -4090,7 +3950,7 @@
                   <pic:spPr>
                     <a:xfrm>
                       <a:off x="0" y="0"/>
-                      <a:ext cx="6286500" cy="2080260"/>
+                      <a:ext cx="6286500" cy="2719705"/>
                     </a:xfrm>
                     <a:prstGeom prst="rect">
                       <a:avLst/>
@@ -4105,12 +3965,13 @@
       <w:r>
         <w:rPr>
           <w:noProof/>
+          <w:lang w:val="en-IN" w:eastAsia="en-IN"/>
         </w:rPr>
         <w:drawing>
-          <wp:inline distT="0" distB="0" distL="0" distR="0" wp14:anchorId="319B3FB0" wp14:editId="66E1BE00">
-            <wp:extent cx="6286500" cy="2358390"/>
-            <wp:effectExtent l="0" t="0" r="0" b="3810"/>
-            <wp:docPr id="1105787689" name="Picture 1"/>
+          <wp:inline distT="0" distB="0" distL="0" distR="0" wp14:anchorId="4A9FED1C" wp14:editId="228E3A83">
+            <wp:extent cx="6286500" cy="2560320"/>
+            <wp:effectExtent l="0" t="0" r="0" b="0"/>
+            <wp:docPr id="17" name="Picture 17"/>
             <wp:cNvGraphicFramePr>
               <a:graphicFrameLocks xmlns:a="http://schemas.openxmlformats.org/drawingml/2006/main" noChangeAspect="1"/>
             </wp:cNvGraphicFramePr>
@@ -4118,11 +3979,17 @@
               <a:graphicData uri="http://schemas.openxmlformats.org/drawingml/2006/picture">
                 <pic:pic xmlns:pic="http://schemas.openxmlformats.org/drawingml/2006/picture">
                   <pic:nvPicPr>
-                    <pic:cNvPr id="1105787689" name=""/>
+                    <pic:cNvPr id="17" name="Screenshot 2025-08-08 144544.png"/>
                     <pic:cNvPicPr/>
                   </pic:nvPicPr>
                   <pic:blipFill>
-                    <a:blip r:embed="rId38"/>
+                    <a:blip r:embed="rId36">
+                      <a:extLst>
+                        <a:ext uri="{28A0092B-C50C-407E-A947-70E740481C1C}">
+                          <a14:useLocalDpi xmlns:a14="http://schemas.microsoft.com/office/drawing/2010/main" val="0"/>
+                        </a:ext>
+                      </a:extLst>
+                    </a:blip>
                     <a:stretch>
                       <a:fillRect/>
                     </a:stretch>
@@ -4130,7 +3997,7 @@
                   <pic:spPr>
                     <a:xfrm>
                       <a:off x="0" y="0"/>
-                      <a:ext cx="6286500" cy="2358390"/>
+                      <a:ext cx="6286500" cy="2560320"/>
                     </a:xfrm>
                     <a:prstGeom prst="rect">
                       <a:avLst/>
@@ -4142,11 +4009,59 @@
           </wp:inline>
         </w:drawing>
       </w:r>
+      <w:r>
+        <w:rPr>
+          <w:noProof/>
+          <w:lang w:val="en-IN" w:eastAsia="en-IN"/>
+        </w:rPr>
+        <w:drawing>
+          <wp:inline distT="0" distB="0" distL="0" distR="0" wp14:anchorId="4FCD31EC" wp14:editId="2436057D">
+            <wp:extent cx="5544324" cy="2152950"/>
+            <wp:effectExtent l="0" t="0" r="0" b="0"/>
+            <wp:docPr id="18" name="Picture 18"/>
+            <wp:cNvGraphicFramePr>
+              <a:graphicFrameLocks xmlns:a="http://schemas.openxmlformats.org/drawingml/2006/main" noChangeAspect="1"/>
+            </wp:cNvGraphicFramePr>
+            <a:graphic xmlns:a="http://schemas.openxmlformats.org/drawingml/2006/main">
+              <a:graphicData uri="http://schemas.openxmlformats.org/drawingml/2006/picture">
+                <pic:pic xmlns:pic="http://schemas.openxmlformats.org/drawingml/2006/picture">
+                  <pic:nvPicPr>
+                    <pic:cNvPr id="18" name="Screenshot 2025-08-08 144604.png"/>
+                    <pic:cNvPicPr/>
+                  </pic:nvPicPr>
+                  <pic:blipFill>
+                    <a:blip r:embed="rId37">
+                      <a:extLst>
+                        <a:ext uri="{28A0092B-C50C-407E-A947-70E740481C1C}">
+                          <a14:useLocalDpi xmlns:a14="http://schemas.microsoft.com/office/drawing/2010/main" val="0"/>
+                        </a:ext>
+                      </a:extLst>
+                    </a:blip>
+                    <a:stretch>
+                      <a:fillRect/>
+                    </a:stretch>
+                  </pic:blipFill>
+                  <pic:spPr>
+                    <a:xfrm>
+                      <a:off x="0" y="0"/>
+                      <a:ext cx="5544324" cy="2152950"/>
+                    </a:xfrm>
+                    <a:prstGeom prst="rect">
+                      <a:avLst/>
+                    </a:prstGeom>
+                  </pic:spPr>
+                </pic:pic>
+              </a:graphicData>
+            </a:graphic>
+          </wp:inline>
+        </w:drawing>
+      </w:r>
     </w:p>
     <w:p>
       <w:r>
         <w:rPr>
           <w:noProof/>
+          <w:lang w:val="en-IN" w:eastAsia="en-IN"/>
         </w:rPr>
         <w:lastRenderedPageBreak/>
         <w:drawing>
@@ -4165,7 +4080,7 @@
                     <pic:cNvPicPr/>
                   </pic:nvPicPr>
                   <pic:blipFill>
-                    <a:blip r:embed="rId39"/>
+                    <a:blip r:embed="rId38"/>
                     <a:stretch>
                       <a:fillRect/>
                     </a:stretch>
@@ -4539,6 +4454,7 @@
       <w:r>
         <w:rPr>
           <w:noProof/>
+          <w:lang w:val="en-IN" w:eastAsia="en-IN"/>
         </w:rPr>
         <w:drawing>
           <wp:inline distT="0" distB="0" distL="0" distR="0" wp14:anchorId="32AC40BC" wp14:editId="153C2CE3">
@@ -4556,7 +4472,7 @@
                     <pic:cNvPicPr/>
                   </pic:nvPicPr>
                   <pic:blipFill>
-                    <a:blip r:embed="rId40"/>
+                    <a:blip r:embed="rId39"/>
                     <a:stretch>
                       <a:fillRect/>
                     </a:stretch>
@@ -4581,6 +4497,7 @@
       <w:r>
         <w:rPr>
           <w:noProof/>
+          <w:lang w:val="en-IN" w:eastAsia="en-IN"/>
         </w:rPr>
         <w:drawing>
           <wp:inline distT="0" distB="0" distL="0" distR="0" wp14:anchorId="68EBA2EF" wp14:editId="32D693CD">
@@ -4598,7 +4515,7 @@
                     <pic:cNvPicPr/>
                   </pic:nvPicPr>
                   <pic:blipFill>
-                    <a:blip r:embed="rId41"/>
+                    <a:blip r:embed="rId40"/>
                     <a:stretch>
                       <a:fillRect/>
                     </a:stretch>
@@ -4623,6 +4540,7 @@
       <w:r>
         <w:rPr>
           <w:noProof/>
+          <w:lang w:val="en-IN" w:eastAsia="en-IN"/>
         </w:rPr>
         <w:lastRenderedPageBreak/>
         <w:drawing>
@@ -4641,7 +4559,7 @@
                     <pic:cNvPicPr/>
                   </pic:nvPicPr>
                   <pic:blipFill>
-                    <a:blip r:embed="rId42"/>
+                    <a:blip r:embed="rId41"/>
                     <a:stretch>
                       <a:fillRect/>
                     </a:stretch>
@@ -4664,6 +4582,7 @@
       <w:r>
         <w:rPr>
           <w:noProof/>
+          <w:lang w:val="en-IN" w:eastAsia="en-IN"/>
         </w:rPr>
         <w:drawing>
           <wp:inline distT="0" distB="0" distL="0" distR="0" wp14:anchorId="1D0723B9" wp14:editId="7FB59087">
@@ -4681,7 +4600,7 @@
                     <pic:cNvPicPr/>
                   </pic:nvPicPr>
                   <pic:blipFill>
-                    <a:blip r:embed="rId43"/>
+                    <a:blip r:embed="rId42"/>
                     <a:stretch>
                       <a:fillRect/>
                     </a:stretch>
@@ -4706,6 +4625,7 @@
       <w:r>
         <w:rPr>
           <w:noProof/>
+          <w:lang w:val="en-IN" w:eastAsia="en-IN"/>
         </w:rPr>
         <w:drawing>
           <wp:inline distT="0" distB="0" distL="0" distR="0" wp14:anchorId="64B5F890" wp14:editId="340D9BA8">
@@ -4723,7 +4643,7 @@
                     <pic:cNvPicPr/>
                   </pic:nvPicPr>
                   <pic:blipFill>
-                    <a:blip r:embed="rId44"/>
+                    <a:blip r:embed="rId43"/>
                     <a:stretch>
                       <a:fillRect/>
                     </a:stretch>
@@ -5072,12 +4992,13 @@
       <w:r>
         <w:rPr>
           <w:noProof/>
+          <w:lang w:val="en-IN" w:eastAsia="en-IN"/>
         </w:rPr>
         <w:drawing>
-          <wp:inline distT="0" distB="0" distL="0" distR="0" wp14:anchorId="2F5FE4CD" wp14:editId="42C5F5B3">
-            <wp:extent cx="3497580" cy="541020"/>
-            <wp:effectExtent l="0" t="0" r="7620" b="0"/>
-            <wp:docPr id="999762078" name="Picture 18"/>
+          <wp:inline distT="0" distB="0" distL="0" distR="0" wp14:anchorId="70D6130C" wp14:editId="269BC2DA">
+            <wp:extent cx="3381847" cy="638264"/>
+            <wp:effectExtent l="0" t="0" r="9525" b="9525"/>
+            <wp:docPr id="20" name="Picture 20"/>
             <wp:cNvGraphicFramePr>
               <a:graphicFrameLocks xmlns:a="http://schemas.openxmlformats.org/drawingml/2006/main" noChangeAspect="1"/>
             </wp:cNvGraphicFramePr>
@@ -5085,36 +5006,29 @@
               <a:graphicData uri="http://schemas.openxmlformats.org/drawingml/2006/picture">
                 <pic:pic xmlns:pic="http://schemas.openxmlformats.org/drawingml/2006/picture">
                   <pic:nvPicPr>
-                    <pic:cNvPr id="0" name="Picture 38"/>
-                    <pic:cNvPicPr>
-                      <a:picLocks noChangeAspect="1" noChangeArrowheads="1"/>
-                    </pic:cNvPicPr>
+                    <pic:cNvPr id="20" name="Screenshot 2025-08-08 144814.png"/>
+                    <pic:cNvPicPr/>
                   </pic:nvPicPr>
                   <pic:blipFill>
-                    <a:blip r:embed="rId45">
+                    <a:blip r:embed="rId44">
                       <a:extLst>
                         <a:ext uri="{28A0092B-C50C-407E-A947-70E740481C1C}">
                           <a14:useLocalDpi xmlns:a14="http://schemas.microsoft.com/office/drawing/2010/main" val="0"/>
                         </a:ext>
                       </a:extLst>
                     </a:blip>
-                    <a:srcRect/>
                     <a:stretch>
                       <a:fillRect/>
                     </a:stretch>
                   </pic:blipFill>
-                  <pic:spPr bwMode="auto">
+                  <pic:spPr>
                     <a:xfrm>
                       <a:off x="0" y="0"/>
-                      <a:ext cx="3497580" cy="541020"/>
+                      <a:ext cx="3381847" cy="638264"/>
                     </a:xfrm>
                     <a:prstGeom prst="rect">
                       <a:avLst/>
                     </a:prstGeom>
-                    <a:noFill/>
-                    <a:ln>
-                      <a:noFill/>
-                    </a:ln>
                   </pic:spPr>
                 </pic:pic>
               </a:graphicData>
@@ -5500,12 +5414,13 @@
       <w:r>
         <w:rPr>
           <w:noProof/>
+          <w:lang w:val="en-IN" w:eastAsia="en-IN"/>
         </w:rPr>
         <w:drawing>
-          <wp:inline distT="0" distB="0" distL="0" distR="0" wp14:anchorId="0BC73CCA" wp14:editId="71948658">
-            <wp:extent cx="6286500" cy="2491740"/>
-            <wp:effectExtent l="0" t="0" r="0" b="3810"/>
-            <wp:docPr id="13125375" name="Picture 1"/>
+          <wp:inline distT="0" distB="0" distL="0" distR="0" wp14:anchorId="4021282E" wp14:editId="3C86A131">
+            <wp:extent cx="6286500" cy="2076450"/>
+            <wp:effectExtent l="0" t="0" r="0" b="0"/>
+            <wp:docPr id="21" name="Picture 21"/>
             <wp:cNvGraphicFramePr>
               <a:graphicFrameLocks xmlns:a="http://schemas.openxmlformats.org/drawingml/2006/main" noChangeAspect="1"/>
             </wp:cNvGraphicFramePr>
@@ -5513,11 +5428,17 @@
               <a:graphicData uri="http://schemas.openxmlformats.org/drawingml/2006/picture">
                 <pic:pic xmlns:pic="http://schemas.openxmlformats.org/drawingml/2006/picture">
                   <pic:nvPicPr>
-                    <pic:cNvPr id="13125375" name=""/>
+                    <pic:cNvPr id="21" name="Screenshot 2025-08-08 145025.png"/>
                     <pic:cNvPicPr/>
                   </pic:nvPicPr>
                   <pic:blipFill>
-                    <a:blip r:embed="rId46"/>
+                    <a:blip r:embed="rId45">
+                      <a:extLst>
+                        <a:ext uri="{28A0092B-C50C-407E-A947-70E740481C1C}">
+                          <a14:useLocalDpi xmlns:a14="http://schemas.microsoft.com/office/drawing/2010/main" val="0"/>
+                        </a:ext>
+                      </a:extLst>
+                    </a:blip>
                     <a:stretch>
                       <a:fillRect/>
                     </a:stretch>
@@ -5525,7 +5446,7 @@
                   <pic:spPr>
                     <a:xfrm>
                       <a:off x="0" y="0"/>
-                      <a:ext cx="6286500" cy="2491740"/>
+                      <a:ext cx="6286500" cy="2076450"/>
                     </a:xfrm>
                     <a:prstGeom prst="rect">
                       <a:avLst/>
@@ -5542,13 +5463,14 @@
       <w:r>
         <w:rPr>
           <w:noProof/>
+          <w:lang w:val="en-IN" w:eastAsia="en-IN"/>
         </w:rPr>
         <w:lastRenderedPageBreak/>
         <w:drawing>
-          <wp:inline distT="0" distB="0" distL="0" distR="0" wp14:anchorId="1FA71797" wp14:editId="404E862E">
-            <wp:extent cx="6286500" cy="2208530"/>
-            <wp:effectExtent l="0" t="0" r="0" b="1270"/>
-            <wp:docPr id="191644895" name="Picture 1"/>
+          <wp:inline distT="0" distB="0" distL="0" distR="0" wp14:anchorId="6494F6CF" wp14:editId="77402360">
+            <wp:extent cx="6286500" cy="1924050"/>
+            <wp:effectExtent l="0" t="0" r="0" b="0"/>
+            <wp:docPr id="22" name="Picture 22"/>
             <wp:cNvGraphicFramePr>
               <a:graphicFrameLocks xmlns:a="http://schemas.openxmlformats.org/drawingml/2006/main" noChangeAspect="1"/>
             </wp:cNvGraphicFramePr>
@@ -5556,11 +5478,17 @@
               <a:graphicData uri="http://schemas.openxmlformats.org/drawingml/2006/picture">
                 <pic:pic xmlns:pic="http://schemas.openxmlformats.org/drawingml/2006/picture">
                   <pic:nvPicPr>
-                    <pic:cNvPr id="191644895" name=""/>
+                    <pic:cNvPr id="22" name="Screenshot 2025-08-08 145128.png"/>
                     <pic:cNvPicPr/>
                   </pic:nvPicPr>
                   <pic:blipFill>
-                    <a:blip r:embed="rId47"/>
+                    <a:blip r:embed="rId46">
+                      <a:extLst>
+                        <a:ext uri="{28A0092B-C50C-407E-A947-70E740481C1C}">
+                          <a14:useLocalDpi xmlns:a14="http://schemas.microsoft.com/office/drawing/2010/main" val="0"/>
+                        </a:ext>
+                      </a:extLst>
+                    </a:blip>
                     <a:stretch>
                       <a:fillRect/>
                     </a:stretch>
@@ -5568,7 +5496,7 @@
                   <pic:spPr>
                     <a:xfrm>
                       <a:off x="0" y="0"/>
-                      <a:ext cx="6286500" cy="2208530"/>
+                      <a:ext cx="6286500" cy="1924050"/>
                     </a:xfrm>
                     <a:prstGeom prst="rect">
                       <a:avLst/>
@@ -5583,12 +5511,13 @@
       <w:r>
         <w:rPr>
           <w:noProof/>
+          <w:lang w:val="en-IN" w:eastAsia="en-IN"/>
         </w:rPr>
         <w:drawing>
-          <wp:inline distT="0" distB="0" distL="0" distR="0" wp14:anchorId="1FCC1B4E" wp14:editId="6D59EAC2">
-            <wp:extent cx="6286500" cy="1818005"/>
-            <wp:effectExtent l="0" t="0" r="0" b="0"/>
-            <wp:docPr id="1564921200" name="Picture 1"/>
+          <wp:inline distT="0" distB="0" distL="0" distR="0" wp14:anchorId="7AC3F8D3" wp14:editId="6666233F">
+            <wp:extent cx="6286500" cy="2171065"/>
+            <wp:effectExtent l="0" t="0" r="0" b="635"/>
+            <wp:docPr id="23" name="Picture 23"/>
             <wp:cNvGraphicFramePr>
               <a:graphicFrameLocks xmlns:a="http://schemas.openxmlformats.org/drawingml/2006/main" noChangeAspect="1"/>
             </wp:cNvGraphicFramePr>
@@ -5596,11 +5525,17 @@
               <a:graphicData uri="http://schemas.openxmlformats.org/drawingml/2006/picture">
                 <pic:pic xmlns:pic="http://schemas.openxmlformats.org/drawingml/2006/picture">
                   <pic:nvPicPr>
-                    <pic:cNvPr id="1564921200" name=""/>
+                    <pic:cNvPr id="23" name="Screenshot 2025-08-08 145233.png"/>
                     <pic:cNvPicPr/>
                   </pic:nvPicPr>
                   <pic:blipFill>
-                    <a:blip r:embed="rId48"/>
+                    <a:blip r:embed="rId47">
+                      <a:extLst>
+                        <a:ext uri="{28A0092B-C50C-407E-A947-70E740481C1C}">
+                          <a14:useLocalDpi xmlns:a14="http://schemas.microsoft.com/office/drawing/2010/main" val="0"/>
+                        </a:ext>
+                      </a:extLst>
+                    </a:blip>
                     <a:stretch>
                       <a:fillRect/>
                     </a:stretch>
@@ -5608,7 +5543,7 @@
                   <pic:spPr>
                     <a:xfrm>
                       <a:off x="0" y="0"/>
-                      <a:ext cx="6286500" cy="1818005"/>
+                      <a:ext cx="6286500" cy="2171065"/>
                     </a:xfrm>
                     <a:prstGeom prst="rect">
                       <a:avLst/>
@@ -5623,13 +5558,13 @@
       <w:r>
         <w:rPr>
           <w:noProof/>
-        </w:rPr>
-        <w:lastRenderedPageBreak/>
+          <w:lang w:val="en-IN" w:eastAsia="en-IN"/>
+        </w:rPr>
         <w:drawing>
-          <wp:inline distT="0" distB="0" distL="0" distR="0" wp14:anchorId="2EE431C6" wp14:editId="68CA98F4">
-            <wp:extent cx="6286500" cy="2162175"/>
-            <wp:effectExtent l="0" t="0" r="0" b="9525"/>
-            <wp:docPr id="423135377" name="Picture 1"/>
+          <wp:inline distT="0" distB="0" distL="0" distR="0" wp14:anchorId="698DEA16" wp14:editId="72B1DE82">
+            <wp:extent cx="6286500" cy="1974850"/>
+            <wp:effectExtent l="0" t="0" r="0" b="6350"/>
+            <wp:docPr id="24" name="Picture 24"/>
             <wp:cNvGraphicFramePr>
               <a:graphicFrameLocks xmlns:a="http://schemas.openxmlformats.org/drawingml/2006/main" noChangeAspect="1"/>
             </wp:cNvGraphicFramePr>
@@ -5637,11 +5572,17 @@
               <a:graphicData uri="http://schemas.openxmlformats.org/drawingml/2006/picture">
                 <pic:pic xmlns:pic="http://schemas.openxmlformats.org/drawingml/2006/picture">
                   <pic:nvPicPr>
-                    <pic:cNvPr id="423135377" name=""/>
+                    <pic:cNvPr id="24" name="Screenshot 2025-08-08 145408.png"/>
                     <pic:cNvPicPr/>
                   </pic:nvPicPr>
                   <pic:blipFill>
-                    <a:blip r:embed="rId49"/>
+                    <a:blip r:embed="rId48">
+                      <a:extLst>
+                        <a:ext uri="{28A0092B-C50C-407E-A947-70E740481C1C}">
+                          <a14:useLocalDpi xmlns:a14="http://schemas.microsoft.com/office/drawing/2010/main" val="0"/>
+                        </a:ext>
+                      </a:extLst>
+                    </a:blip>
                     <a:stretch>
                       <a:fillRect/>
                     </a:stretch>
@@ -5649,7 +5590,7 @@
                   <pic:spPr>
                     <a:xfrm>
                       <a:off x="0" y="0"/>
-                      <a:ext cx="6286500" cy="2162175"/>
+                      <a:ext cx="6286500" cy="1974850"/>
                     </a:xfrm>
                     <a:prstGeom prst="rect">
                       <a:avLst/>
@@ -5661,15 +5602,17 @@
           </wp:inline>
         </w:drawing>
       </w:r>
+      <w:bookmarkStart w:id="0" w:name="_GoBack"/>
       <w:r>
         <w:rPr>
           <w:noProof/>
+          <w:lang w:val="en-IN" w:eastAsia="en-IN"/>
         </w:rPr>
         <w:drawing>
-          <wp:inline distT="0" distB="0" distL="0" distR="0" wp14:anchorId="1C0DA0FD" wp14:editId="4852BE8D">
-            <wp:extent cx="6286500" cy="2162175"/>
-            <wp:effectExtent l="0" t="0" r="0" b="9525"/>
-            <wp:docPr id="240156763" name="Picture 1"/>
+          <wp:inline distT="0" distB="0" distL="0" distR="0" wp14:anchorId="180C5CDD" wp14:editId="74437B28">
+            <wp:extent cx="6286500" cy="1925955"/>
+            <wp:effectExtent l="0" t="0" r="0" b="0"/>
+            <wp:docPr id="25" name="Picture 25"/>
             <wp:cNvGraphicFramePr>
               <a:graphicFrameLocks xmlns:a="http://schemas.openxmlformats.org/drawingml/2006/main" noChangeAspect="1"/>
             </wp:cNvGraphicFramePr>
@@ -5677,11 +5620,17 @@
               <a:graphicData uri="http://schemas.openxmlformats.org/drawingml/2006/picture">
                 <pic:pic xmlns:pic="http://schemas.openxmlformats.org/drawingml/2006/picture">
                   <pic:nvPicPr>
-                    <pic:cNvPr id="240156763" name=""/>
+                    <pic:cNvPr id="25" name="Screenshot 2025-08-08 145440.png"/>
                     <pic:cNvPicPr/>
                   </pic:nvPicPr>
                   <pic:blipFill>
-                    <a:blip r:embed="rId50"/>
+                    <a:blip r:embed="rId49">
+                      <a:extLst>
+                        <a:ext uri="{28A0092B-C50C-407E-A947-70E740481C1C}">
+                          <a14:useLocalDpi xmlns:a14="http://schemas.microsoft.com/office/drawing/2010/main" val="0"/>
+                        </a:ext>
+                      </a:extLst>
+                    </a:blip>
                     <a:stretch>
                       <a:fillRect/>
                     </a:stretch>
@@ -5689,7 +5638,7 @@
                   <pic:spPr>
                     <a:xfrm>
                       <a:off x="0" y="0"/>
-                      <a:ext cx="6286500" cy="2162175"/>
+                      <a:ext cx="6286500" cy="1925955"/>
                     </a:xfrm>
                     <a:prstGeom prst="rect">
                       <a:avLst/>
@@ -5701,6 +5650,7 @@
           </wp:inline>
         </w:drawing>
       </w:r>
+      <w:bookmarkEnd w:id="0"/>
     </w:p>
     <w:p>
       <w:pPr>
@@ -5720,6 +5670,7 @@
           <w:sz w:val="24"/>
           <w:szCs w:val="24"/>
         </w:rPr>
+        <w:lastRenderedPageBreak/>
         <w:t>arp</w:t>
       </w:r>
       <w:proofErr w:type="spellEnd"/>
@@ -6099,8 +6050,8 @@
           <w:b/>
           <w:noProof/>
           <w:color w:val="FF0000"/>
-        </w:rPr>
-        <w:lastRenderedPageBreak/>
+          <w:lang w:val="en-IN" w:eastAsia="en-IN"/>
+        </w:rPr>
         <w:drawing>
           <wp:inline distT="0" distB="0" distL="0" distR="0" wp14:anchorId="5A3CB1E6" wp14:editId="65819CE5">
             <wp:extent cx="6115904" cy="2600688"/>
@@ -6117,7 +6068,7 @@
                     <pic:cNvPicPr/>
                   </pic:nvPicPr>
                   <pic:blipFill>
-                    <a:blip r:embed="rId51"/>
+                    <a:blip r:embed="rId50"/>
                     <a:stretch>
                       <a:fillRect/>
                     </a:stretch>
@@ -6150,6 +6101,7 @@
           <w:b/>
           <w:noProof/>
           <w:color w:val="FF0000"/>
+          <w:lang w:val="en-IN" w:eastAsia="en-IN"/>
         </w:rPr>
         <w:drawing>
           <wp:inline distT="0" distB="0" distL="0" distR="0" wp14:anchorId="564DB134" wp14:editId="6F7DA500">
@@ -6167,7 +6119,7 @@
                     <pic:cNvPicPr/>
                   </pic:nvPicPr>
                   <pic:blipFill>
-                    <a:blip r:embed="rId52"/>
+                    <a:blip r:embed="rId51"/>
                     <a:stretch>
                       <a:fillRect/>
                     </a:stretch>
@@ -6200,7 +6152,9 @@
           <w:b/>
           <w:noProof/>
           <w:color w:val="FF0000"/>
-        </w:rPr>
+          <w:lang w:val="en-IN" w:eastAsia="en-IN"/>
+        </w:rPr>
+        <w:lastRenderedPageBreak/>
         <w:drawing>
           <wp:inline distT="0" distB="0" distL="0" distR="0" wp14:anchorId="657B6698" wp14:editId="4A1BBF04">
             <wp:extent cx="3810532" cy="342948"/>
@@ -6217,7 +6171,7 @@
                     <pic:cNvPicPr/>
                   </pic:nvPicPr>
                   <pic:blipFill>
-                    <a:blip r:embed="rId53"/>
+                    <a:blip r:embed="rId52"/>
                     <a:stretch>
                       <a:fillRect/>
                     </a:stretch>
@@ -6258,6 +6212,7 @@
           <w:b/>
           <w:noProof/>
           <w:color w:val="FF0000"/>
+          <w:lang w:val="en-IN" w:eastAsia="en-IN"/>
         </w:rPr>
         <w:drawing>
           <wp:inline distT="0" distB="0" distL="0" distR="0" wp14:anchorId="50CA634C" wp14:editId="7F503618">
@@ -6275,7 +6230,7 @@
                     <pic:cNvPicPr/>
                   </pic:nvPicPr>
                   <pic:blipFill>
-                    <a:blip r:embed="rId54"/>
+                    <a:blip r:embed="rId53"/>
                     <a:stretch>
                       <a:fillRect/>
                     </a:stretch>
@@ -6308,8 +6263,8 @@
           <w:b/>
           <w:noProof/>
           <w:color w:val="FF0000"/>
-        </w:rPr>
-        <w:lastRenderedPageBreak/>
+          <w:lang w:val="en-IN" w:eastAsia="en-IN"/>
+        </w:rPr>
         <w:drawing>
           <wp:inline distT="0" distB="0" distL="0" distR="0" wp14:anchorId="53458564" wp14:editId="5A94AF77">
             <wp:extent cx="6286500" cy="5382895"/>
@@ -6326,7 +6281,7 @@
                     <pic:cNvPicPr/>
                   </pic:nvPicPr>
                   <pic:blipFill>
-                    <a:blip r:embed="rId55"/>
+                    <a:blip r:embed="rId54"/>
                     <a:stretch>
                       <a:fillRect/>
                     </a:stretch>
@@ -6348,8 +6303,8 @@
       </w:r>
     </w:p>
     <w:sectPr>
-      <w:headerReference w:type="default" r:id="rId56"/>
-      <w:footerReference w:type="default" r:id="rId57"/>
+      <w:headerReference w:type="default" r:id="rId55"/>
+      <w:footerReference w:type="default" r:id="rId56"/>
       <w:pgSz w:w="11909" w:h="16834" w:code="9"/>
       <w:pgMar w:top="1267" w:right="569" w:bottom="1080" w:left="1440" w:header="720" w:footer="144" w:gutter="0"/>
       <w:cols w:space="720"/>
@@ -6360,7 +6315,7 @@
 </file>
 
 <file path=word/endnotes.xml><?xml version="1.0" encoding="utf-8"?>
-<w:endnotes xmlns:wpc="http://schemas.microsoft.com/office/word/2010/wordprocessingCanvas" xmlns:cx="http://schemas.microsoft.com/office/drawing/2014/chartex" xmlns:cx1="http://schemas.microsoft.com/office/drawing/2015/9/8/chartex" xmlns:cx2="http://schemas.microsoft.com/office/drawing/2015/10/21/chartex" xmlns:cx3="http://schemas.microsoft.com/office/drawing/2016/5/9/chartex" xmlns:cx4="http://schemas.microsoft.com/office/drawing/2016/5/10/chartex" xmlns:cx5="http://schemas.microsoft.com/office/drawing/2016/5/11/chartex" xmlns:cx6="http://schemas.microsoft.com/office/drawing/2016/5/12/chartex" xmlns:cx7="http://schemas.microsoft.com/office/drawing/2016/5/13/chartex" xmlns:cx8="http://schemas.microsoft.com/office/drawing/2016/5/14/chartex" xmlns:mc="http://schemas.openxmlformats.org/markup-compatibility/2006" xmlns:aink="http://schemas.microsoft.com/office/drawing/2016/ink" xmlns:am3d="http://schemas.microsoft.com/office/drawing/2017/model3d" xmlns:o="urn:schemas-microsoft-com:office:office" xmlns:oel="http://schemas.microsoft.com/office/2019/extlst" xmlns:r="http://schemas.openxmlformats.org/officeDocument/2006/relationships" xmlns:m="http://schemas.openxmlformats.org/officeDocument/2006/math" xmlns:v="urn:schemas-microsoft-com:vml" xmlns:wp14="http://schemas.microsoft.com/office/word/2010/wordprocessingDrawing" xmlns:wp="http://schemas.openxmlformats.org/drawingml/2006/wordprocessingDrawing" xmlns:w10="urn:schemas-microsoft-com:office:word" xmlns:w="http://schemas.openxmlformats.org/wordprocessingml/2006/main" xmlns:w14="http://schemas.microsoft.com/office/word/2010/wordml" xmlns:w15="http://schemas.microsoft.com/office/word/2012/wordml" xmlns:w16cex="http://schemas.microsoft.com/office/word/2018/wordml/cex" xmlns:w16cid="http://schemas.microsoft.com/office/word/2016/wordml/cid" xmlns:w16="http://schemas.microsoft.com/office/word/2018/wordml" xmlns:w16du="http://schemas.microsoft.com/office/word/2023/wordml/word16du" xmlns:w16sdtdh="http://schemas.microsoft.com/office/word/2020/wordml/sdtdatahash" xmlns:w16sdtfl="http://schemas.microsoft.com/office/word/2024/wordml/sdtformatlock" xmlns:w16se="http://schemas.microsoft.com/office/word/2015/wordml/symex" xmlns:wpg="http://schemas.microsoft.com/office/word/2010/wordprocessingGroup" xmlns:wpi="http://schemas.microsoft.com/office/word/2010/wordprocessingInk" xmlns:wne="http://schemas.microsoft.com/office/word/2006/wordml" xmlns:wps="http://schemas.microsoft.com/office/word/2010/wordprocessingShape" mc:Ignorable="w14 w15 w16se w16cid w16 w16cex w16sdtdh w16sdtfl w16du wp14">
+<w:endnotes xmlns:wpc="http://schemas.microsoft.com/office/word/2010/wordprocessingCanvas" xmlns:cx="http://schemas.microsoft.com/office/drawing/2014/chartex" xmlns:cx1="http://schemas.microsoft.com/office/drawing/2015/9/8/chartex" xmlns:mc="http://schemas.openxmlformats.org/markup-compatibility/2006" xmlns:o="urn:schemas-microsoft-com:office:office" xmlns:r="http://schemas.openxmlformats.org/officeDocument/2006/relationships" xmlns:m="http://schemas.openxmlformats.org/officeDocument/2006/math" xmlns:v="urn:schemas-microsoft-com:vml" xmlns:wp14="http://schemas.microsoft.com/office/word/2010/wordprocessingDrawing" xmlns:wp="http://schemas.openxmlformats.org/drawingml/2006/wordprocessingDrawing" xmlns:w10="urn:schemas-microsoft-com:office:word" xmlns:w="http://schemas.openxmlformats.org/wordprocessingml/2006/main" xmlns:w14="http://schemas.microsoft.com/office/word/2010/wordml" xmlns:w15="http://schemas.microsoft.com/office/word/2012/wordml" xmlns:w16se="http://schemas.microsoft.com/office/word/2015/wordml/symex" xmlns:wpg="http://schemas.microsoft.com/office/word/2010/wordprocessingGroup" xmlns:wpi="http://schemas.microsoft.com/office/word/2010/wordprocessingInk" xmlns:wne="http://schemas.microsoft.com/office/word/2006/wordml" xmlns:wps="http://schemas.microsoft.com/office/word/2010/wordprocessingShape" mc:Ignorable="w14 w15 w16se wp14">
   <w:endnote w:type="separator" w:id="-1">
     <w:p>
       <w:pPr>
@@ -6385,7 +6340,7 @@
 </file>
 
 <file path=word/footer1.xml><?xml version="1.0" encoding="utf-8"?>
-<w:ftr xmlns:wpc="http://schemas.microsoft.com/office/word/2010/wordprocessingCanvas" xmlns:cx="http://schemas.microsoft.com/office/drawing/2014/chartex" xmlns:cx1="http://schemas.microsoft.com/office/drawing/2015/9/8/chartex" xmlns:cx2="http://schemas.microsoft.com/office/drawing/2015/10/21/chartex" xmlns:cx3="http://schemas.microsoft.com/office/drawing/2016/5/9/chartex" xmlns:cx4="http://schemas.microsoft.com/office/drawing/2016/5/10/chartex" xmlns:cx5="http://schemas.microsoft.com/office/drawing/2016/5/11/chartex" xmlns:cx6="http://schemas.microsoft.com/office/drawing/2016/5/12/chartex" xmlns:cx7="http://schemas.microsoft.com/office/drawing/2016/5/13/chartex" xmlns:cx8="http://schemas.microsoft.com/office/drawing/2016/5/14/chartex" xmlns:mc="http://schemas.openxmlformats.org/markup-compatibility/2006" xmlns:aink="http://schemas.microsoft.com/office/drawing/2016/ink" xmlns:am3d="http://schemas.microsoft.com/office/drawing/2017/model3d" xmlns:o="urn:schemas-microsoft-com:office:office" xmlns:oel="http://schemas.microsoft.com/office/2019/extlst" xmlns:r="http://schemas.openxmlformats.org/officeDocument/2006/relationships" xmlns:m="http://schemas.openxmlformats.org/officeDocument/2006/math" xmlns:v="urn:schemas-microsoft-com:vml" xmlns:wp14="http://schemas.microsoft.com/office/word/2010/wordprocessingDrawing" xmlns:wp="http://schemas.openxmlformats.org/drawingml/2006/wordprocessingDrawing" xmlns:w10="urn:schemas-microsoft-com:office:word" xmlns:w="http://schemas.openxmlformats.org/wordprocessingml/2006/main" xmlns:w14="http://schemas.microsoft.com/office/word/2010/wordml" xmlns:w15="http://schemas.microsoft.com/office/word/2012/wordml" xmlns:w16cex="http://schemas.microsoft.com/office/word/2018/wordml/cex" xmlns:w16cid="http://schemas.microsoft.com/office/word/2016/wordml/cid" xmlns:w16="http://schemas.microsoft.com/office/word/2018/wordml" xmlns:w16du="http://schemas.microsoft.com/office/word/2023/wordml/word16du" xmlns:w16sdtdh="http://schemas.microsoft.com/office/word/2020/wordml/sdtdatahash" xmlns:w16sdtfl="http://schemas.microsoft.com/office/word/2024/wordml/sdtformatlock" xmlns:w16se="http://schemas.microsoft.com/office/word/2015/wordml/symex" xmlns:wpg="http://schemas.microsoft.com/office/word/2010/wordprocessingGroup" xmlns:wpi="http://schemas.microsoft.com/office/word/2010/wordprocessingInk" xmlns:wne="http://schemas.microsoft.com/office/word/2006/wordml" xmlns:wps="http://schemas.microsoft.com/office/word/2010/wordprocessingShape" mc:Ignorable="w14 w15 w16se w16cid w16 w16cex w16sdtdh w16sdtfl w16du wp14">
+<w:ftr xmlns:wpc="http://schemas.microsoft.com/office/word/2010/wordprocessingCanvas" xmlns:cx="http://schemas.microsoft.com/office/drawing/2014/chartex" xmlns:cx1="http://schemas.microsoft.com/office/drawing/2015/9/8/chartex" xmlns:mc="http://schemas.openxmlformats.org/markup-compatibility/2006" xmlns:o="urn:schemas-microsoft-com:office:office" xmlns:r="http://schemas.openxmlformats.org/officeDocument/2006/relationships" xmlns:m="http://schemas.openxmlformats.org/officeDocument/2006/math" xmlns:v="urn:schemas-microsoft-com:vml" xmlns:wp14="http://schemas.microsoft.com/office/word/2010/wordprocessingDrawing" xmlns:wp="http://schemas.openxmlformats.org/drawingml/2006/wordprocessingDrawing" xmlns:w10="urn:schemas-microsoft-com:office:word" xmlns:w="http://schemas.openxmlformats.org/wordprocessingml/2006/main" xmlns:w14="http://schemas.microsoft.com/office/word/2010/wordml" xmlns:w15="http://schemas.microsoft.com/office/word/2012/wordml" xmlns:w16se="http://schemas.microsoft.com/office/word/2015/wordml/symex" xmlns:wpg="http://schemas.microsoft.com/office/word/2010/wordprocessingGroup" xmlns:wpi="http://schemas.microsoft.com/office/word/2010/wordprocessingInk" xmlns:wne="http://schemas.microsoft.com/office/word/2006/wordml" xmlns:wps="http://schemas.microsoft.com/office/word/2010/wordprocessingShape" mc:Ignorable="w14 w15 w16se wp14">
   <w:tbl>
     <w:tblPr>
       <w:tblW w:w="5000" w:type="pct"/>
@@ -6433,7 +6388,7 @@
               <w:sz w:val="32"/>
               <w:szCs w:val="32"/>
             </w:rPr>
-            <w:t>1</w:t>
+            <w:t>25</w:t>
           </w:r>
           <w:r>
             <w:rPr>
@@ -6466,7 +6421,7 @@
     <w:r>
       <w:rPr>
         <w:noProof/>
-        <w:lang w:val="en-IN" w:eastAsia="en-IN" w:bidi="gu-IN"/>
+        <w:lang w:val="en-IN" w:eastAsia="en-IN"/>
       </w:rPr>
       <mc:AlternateContent>
         <mc:Choice Requires="wps">
@@ -6567,7 +6522,7 @@
             </wp:anchor>
           </w:drawing>
         </mc:Choice>
-        <mc:Fallback>
+        <mc:Fallback xmlns:w16sdtfl="http://schemas.microsoft.com/office/word/2024/wordml/sdtformatlock" xmlns:w16sdtdh="http://schemas.microsoft.com/office/word/2020/wordml/sdtdatahash" xmlns:w16du="http://schemas.microsoft.com/office/word/2023/wordml/word16du" xmlns:w16="http://schemas.microsoft.com/office/word/2018/wordml" xmlns:w16cid="http://schemas.microsoft.com/office/word/2016/wordml/cid" xmlns:w16cex="http://schemas.microsoft.com/office/word/2018/wordml/cex" xmlns:oel="http://schemas.microsoft.com/office/2019/extlst" xmlns:am3d="http://schemas.microsoft.com/office/drawing/2017/model3d" xmlns:aink="http://schemas.microsoft.com/office/drawing/2016/ink" xmlns:cx8="http://schemas.microsoft.com/office/drawing/2016/5/14/chartex" xmlns:cx7="http://schemas.microsoft.com/office/drawing/2016/5/13/chartex" xmlns:cx6="http://schemas.microsoft.com/office/drawing/2016/5/12/chartex" xmlns:cx5="http://schemas.microsoft.com/office/drawing/2016/5/11/chartex" xmlns:cx4="http://schemas.microsoft.com/office/drawing/2016/5/10/chartex" xmlns:cx3="http://schemas.microsoft.com/office/drawing/2016/5/9/chartex" xmlns:cx2="http://schemas.microsoft.com/office/drawing/2015/10/21/chartex">
           <w:pict>
             <v:shapetype w14:anchorId="42F9F22C" id="_x0000_t202" coordsize="21600,21600" o:spt="202" path="m,l,21600r21600,l21600,xe">
               <v:stroke joinstyle="miter"/>
@@ -6610,7 +6565,7 @@
     <w:r>
       <w:rPr>
         <w:noProof/>
-        <w:lang w:val="en-IN" w:eastAsia="en-IN" w:bidi="gu-IN"/>
+        <w:lang w:val="en-IN" w:eastAsia="en-IN"/>
       </w:rPr>
       <mc:AlternateContent>
         <mc:Choice Requires="wps">
@@ -6722,7 +6677,7 @@
             </wp:anchor>
           </w:drawing>
         </mc:Choice>
-        <mc:Fallback>
+        <mc:Fallback xmlns:w16sdtfl="http://schemas.microsoft.com/office/word/2024/wordml/sdtformatlock" xmlns:w16sdtdh="http://schemas.microsoft.com/office/word/2020/wordml/sdtdatahash" xmlns:w16du="http://schemas.microsoft.com/office/word/2023/wordml/word16du" xmlns:w16="http://schemas.microsoft.com/office/word/2018/wordml" xmlns:w16cid="http://schemas.microsoft.com/office/word/2016/wordml/cid" xmlns:w16cex="http://schemas.microsoft.com/office/word/2018/wordml/cex" xmlns:oel="http://schemas.microsoft.com/office/2019/extlst" xmlns:am3d="http://schemas.microsoft.com/office/drawing/2017/model3d" xmlns:aink="http://schemas.microsoft.com/office/drawing/2016/ink" xmlns:cx8="http://schemas.microsoft.com/office/drawing/2016/5/14/chartex" xmlns:cx7="http://schemas.microsoft.com/office/drawing/2016/5/13/chartex" xmlns:cx6="http://schemas.microsoft.com/office/drawing/2016/5/12/chartex" xmlns:cx5="http://schemas.microsoft.com/office/drawing/2016/5/11/chartex" xmlns:cx4="http://schemas.microsoft.com/office/drawing/2016/5/10/chartex" xmlns:cx3="http://schemas.microsoft.com/office/drawing/2016/5/9/chartex" xmlns:cx2="http://schemas.microsoft.com/office/drawing/2015/10/21/chartex">
           <w:pict>
             <v:shape w14:anchorId="000B1DE8" id="Text Box 4" o:spid="_x0000_s1027" type="#_x0000_t202" style="position:absolute;margin-left:18.75pt;margin-top:-21.65pt;width:222.9pt;height:27pt;z-index:251658240;visibility:visible;mso-wrap-style:square;mso-width-percent:0;mso-height-percent:0;mso-wrap-distance-left:9pt;mso-wrap-distance-top:0;mso-wrap-distance-right:9pt;mso-wrap-distance-bottom:0;mso-position-horizontal:absolute;mso-position-horizontal-relative:text;mso-position-vertical:absolute;mso-position-vertical-relative:text;mso-width-percent:0;mso-height-percent:0;mso-width-relative:page;mso-height-relative:page;v-text-anchor:top" o:gfxdata="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" filled="f" stroked="f">
               <v:textbox>
@@ -6774,7 +6729,7 @@
 </file>
 
 <file path=word/footnotes.xml><?xml version="1.0" encoding="utf-8"?>
-<w:footnotes xmlns:wpc="http://schemas.microsoft.com/office/word/2010/wordprocessingCanvas" xmlns:cx="http://schemas.microsoft.com/office/drawing/2014/chartex" xmlns:cx1="http://schemas.microsoft.com/office/drawing/2015/9/8/chartex" xmlns:cx2="http://schemas.microsoft.com/office/drawing/2015/10/21/chartex" xmlns:cx3="http://schemas.microsoft.com/office/drawing/2016/5/9/chartex" xmlns:cx4="http://schemas.microsoft.com/office/drawing/2016/5/10/chartex" xmlns:cx5="http://schemas.microsoft.com/office/drawing/2016/5/11/chartex" xmlns:cx6="http://schemas.microsoft.com/office/drawing/2016/5/12/chartex" xmlns:cx7="http://schemas.microsoft.com/office/drawing/2016/5/13/chartex" xmlns:cx8="http://schemas.microsoft.com/office/drawing/2016/5/14/chartex" xmlns:mc="http://schemas.openxmlformats.org/markup-compatibility/2006" xmlns:aink="http://schemas.microsoft.com/office/drawing/2016/ink" xmlns:am3d="http://schemas.microsoft.com/office/drawing/2017/model3d" xmlns:o="urn:schemas-microsoft-com:office:office" xmlns:oel="http://schemas.microsoft.com/office/2019/extlst" xmlns:r="http://schemas.openxmlformats.org/officeDocument/2006/relationships" xmlns:m="http://schemas.openxmlformats.org/officeDocument/2006/math" xmlns:v="urn:schemas-microsoft-com:vml" xmlns:wp14="http://schemas.microsoft.com/office/word/2010/wordprocessingDrawing" xmlns:wp="http://schemas.openxmlformats.org/drawingml/2006/wordprocessingDrawing" xmlns:w10="urn:schemas-microsoft-com:office:word" xmlns:w="http://schemas.openxmlformats.org/wordprocessingml/2006/main" xmlns:w14="http://schemas.microsoft.com/office/word/2010/wordml" xmlns:w15="http://schemas.microsoft.com/office/word/2012/wordml" xmlns:w16cex="http://schemas.microsoft.com/office/word/2018/wordml/cex" xmlns:w16cid="http://schemas.microsoft.com/office/word/2016/wordml/cid" xmlns:w16="http://schemas.microsoft.com/office/word/2018/wordml" xmlns:w16du="http://schemas.microsoft.com/office/word/2023/wordml/word16du" xmlns:w16sdtdh="http://schemas.microsoft.com/office/word/2020/wordml/sdtdatahash" xmlns:w16sdtfl="http://schemas.microsoft.com/office/word/2024/wordml/sdtformatlock" xmlns:w16se="http://schemas.microsoft.com/office/word/2015/wordml/symex" xmlns:wpg="http://schemas.microsoft.com/office/word/2010/wordprocessingGroup" xmlns:wpi="http://schemas.microsoft.com/office/word/2010/wordprocessingInk" xmlns:wne="http://schemas.microsoft.com/office/word/2006/wordml" xmlns:wps="http://schemas.microsoft.com/office/word/2010/wordprocessingShape" mc:Ignorable="w14 w15 w16se w16cid w16 w16cex w16sdtdh w16sdtfl w16du wp14">
+<w:footnotes xmlns:wpc="http://schemas.microsoft.com/office/word/2010/wordprocessingCanvas" xmlns:cx="http://schemas.microsoft.com/office/drawing/2014/chartex" xmlns:cx1="http://schemas.microsoft.com/office/drawing/2015/9/8/chartex" xmlns:mc="http://schemas.openxmlformats.org/markup-compatibility/2006" xmlns:o="urn:schemas-microsoft-com:office:office" xmlns:r="http://schemas.openxmlformats.org/officeDocument/2006/relationships" xmlns:m="http://schemas.openxmlformats.org/officeDocument/2006/math" xmlns:v="urn:schemas-microsoft-com:vml" xmlns:wp14="http://schemas.microsoft.com/office/word/2010/wordprocessingDrawing" xmlns:wp="http://schemas.openxmlformats.org/drawingml/2006/wordprocessingDrawing" xmlns:w10="urn:schemas-microsoft-com:office:word" xmlns:w="http://schemas.openxmlformats.org/wordprocessingml/2006/main" xmlns:w14="http://schemas.microsoft.com/office/word/2010/wordml" xmlns:w15="http://schemas.microsoft.com/office/word/2012/wordml" xmlns:w16se="http://schemas.microsoft.com/office/word/2015/wordml/symex" xmlns:wpg="http://schemas.microsoft.com/office/word/2010/wordprocessingGroup" xmlns:wpi="http://schemas.microsoft.com/office/word/2010/wordprocessingInk" xmlns:wne="http://schemas.microsoft.com/office/word/2006/wordml" xmlns:wps="http://schemas.microsoft.com/office/word/2010/wordprocessingShape" mc:Ignorable="w14 w15 w16se wp14">
   <w:footnote w:type="separator" w:id="-1">
     <w:p>
       <w:pPr>
@@ -6799,7 +6754,7 @@
 </file>
 
 <file path=word/header1.xml><?xml version="1.0" encoding="utf-8"?>
-<w:hdr xmlns:wpc="http://schemas.microsoft.com/office/word/2010/wordprocessingCanvas" xmlns:cx="http://schemas.microsoft.com/office/drawing/2014/chartex" xmlns:cx1="http://schemas.microsoft.com/office/drawing/2015/9/8/chartex" xmlns:cx2="http://schemas.microsoft.com/office/drawing/2015/10/21/chartex" xmlns:cx3="http://schemas.microsoft.com/office/drawing/2016/5/9/chartex" xmlns:cx4="http://schemas.microsoft.com/office/drawing/2016/5/10/chartex" xmlns:cx5="http://schemas.microsoft.com/office/drawing/2016/5/11/chartex" xmlns:cx6="http://schemas.microsoft.com/office/drawing/2016/5/12/chartex" xmlns:cx7="http://schemas.microsoft.com/office/drawing/2016/5/13/chartex" xmlns:cx8="http://schemas.microsoft.com/office/drawing/2016/5/14/chartex" xmlns:mc="http://schemas.openxmlformats.org/markup-compatibility/2006" xmlns:aink="http://schemas.microsoft.com/office/drawing/2016/ink" xmlns:am3d="http://schemas.microsoft.com/office/drawing/2017/model3d" xmlns:o="urn:schemas-microsoft-com:office:office" xmlns:oel="http://schemas.microsoft.com/office/2019/extlst" xmlns:r="http://schemas.openxmlformats.org/officeDocument/2006/relationships" xmlns:m="http://schemas.openxmlformats.org/officeDocument/2006/math" xmlns:v="urn:schemas-microsoft-com:vml" xmlns:wp14="http://schemas.microsoft.com/office/word/2010/wordprocessingDrawing" xmlns:wp="http://schemas.openxmlformats.org/drawingml/2006/wordprocessingDrawing" xmlns:w10="urn:schemas-microsoft-com:office:word" xmlns:w="http://schemas.openxmlformats.org/wordprocessingml/2006/main" xmlns:w14="http://schemas.microsoft.com/office/word/2010/wordml" xmlns:w15="http://schemas.microsoft.com/office/word/2012/wordml" xmlns:w16cex="http://schemas.microsoft.com/office/word/2018/wordml/cex" xmlns:w16cid="http://schemas.microsoft.com/office/word/2016/wordml/cid" xmlns:w16="http://schemas.microsoft.com/office/word/2018/wordml" xmlns:w16du="http://schemas.microsoft.com/office/word/2023/wordml/word16du" xmlns:w16sdtdh="http://schemas.microsoft.com/office/word/2020/wordml/sdtdatahash" xmlns:w16sdtfl="http://schemas.microsoft.com/office/word/2024/wordml/sdtformatlock" xmlns:w16se="http://schemas.microsoft.com/office/word/2015/wordml/symex" xmlns:wpg="http://schemas.microsoft.com/office/word/2010/wordprocessingGroup" xmlns:wpi="http://schemas.microsoft.com/office/word/2010/wordprocessingInk" xmlns:wne="http://schemas.microsoft.com/office/word/2006/wordml" xmlns:wps="http://schemas.microsoft.com/office/word/2010/wordprocessingShape" mc:Ignorable="w14 w15 w16se w16cid w16 w16cex w16sdtdh w16sdtfl w16du wp14">
+<w:hdr xmlns:wpc="http://schemas.microsoft.com/office/word/2010/wordprocessingCanvas" xmlns:cx="http://schemas.microsoft.com/office/drawing/2014/chartex" xmlns:cx1="http://schemas.microsoft.com/office/drawing/2015/9/8/chartex" xmlns:mc="http://schemas.openxmlformats.org/markup-compatibility/2006" xmlns:o="urn:schemas-microsoft-com:office:office" xmlns:r="http://schemas.openxmlformats.org/officeDocument/2006/relationships" xmlns:m="http://schemas.openxmlformats.org/officeDocument/2006/math" xmlns:v="urn:schemas-microsoft-com:vml" xmlns:wp14="http://schemas.microsoft.com/office/word/2010/wordprocessingDrawing" xmlns:wp="http://schemas.openxmlformats.org/drawingml/2006/wordprocessingDrawing" xmlns:w10="urn:schemas-microsoft-com:office:word" xmlns:w="http://schemas.openxmlformats.org/wordprocessingml/2006/main" xmlns:w14="http://schemas.microsoft.com/office/word/2010/wordml" xmlns:w15="http://schemas.microsoft.com/office/word/2012/wordml" xmlns:w16se="http://schemas.microsoft.com/office/word/2015/wordml/symex" xmlns:wpg="http://schemas.microsoft.com/office/word/2010/wordprocessingGroup" xmlns:wpi="http://schemas.microsoft.com/office/word/2010/wordprocessingInk" xmlns:wne="http://schemas.microsoft.com/office/word/2006/wordml" xmlns:wps="http://schemas.microsoft.com/office/word/2010/wordprocessingShape" mc:Ignorable="w14 w15 w16se wp14">
   <w:p>
     <w:pPr>
       <w:pStyle w:val="Heading1"/>
@@ -6810,6 +6765,7 @@
         <w:noProof/>
         <w:sz w:val="24"/>
         <w:szCs w:val="24"/>
+        <w:lang w:val="en-IN" w:eastAsia="en-IN"/>
       </w:rPr>
       <w:drawing>
         <wp:anchor distT="0" distB="0" distL="114300" distR="114300" simplePos="0" relativeHeight="251665408" behindDoc="1" locked="0" layoutInCell="1" allowOverlap="1" wp14:anchorId="709A68DF" wp14:editId="6EB62B45">
@@ -6955,7 +6911,7 @@
         <w:noProof/>
         <w:sz w:val="24"/>
         <w:szCs w:val="24"/>
-        <w:lang w:val="en-IN" w:eastAsia="en-IN" w:bidi="gu-IN"/>
+        <w:lang w:val="en-IN" w:eastAsia="en-IN"/>
       </w:rPr>
       <mc:AlternateContent>
         <mc:Choice Requires="wps">
@@ -7011,7 +6967,7 @@
             </wp:anchor>
           </w:drawing>
         </mc:Choice>
-        <mc:Fallback>
+        <mc:Fallback xmlns:w16sdtfl="http://schemas.microsoft.com/office/word/2024/wordml/sdtformatlock" xmlns:w16sdtdh="http://schemas.microsoft.com/office/word/2020/wordml/sdtdatahash" xmlns:w16du="http://schemas.microsoft.com/office/word/2023/wordml/word16du" xmlns:w16="http://schemas.microsoft.com/office/word/2018/wordml" xmlns:w16cid="http://schemas.microsoft.com/office/word/2016/wordml/cid" xmlns:w16cex="http://schemas.microsoft.com/office/word/2018/wordml/cex" xmlns:oel="http://schemas.microsoft.com/office/2019/extlst" xmlns:am3d="http://schemas.microsoft.com/office/drawing/2017/model3d" xmlns:aink="http://schemas.microsoft.com/office/drawing/2016/ink" xmlns:cx8="http://schemas.microsoft.com/office/drawing/2016/5/14/chartex" xmlns:cx7="http://schemas.microsoft.com/office/drawing/2016/5/13/chartex" xmlns:cx6="http://schemas.microsoft.com/office/drawing/2016/5/12/chartex" xmlns:cx5="http://schemas.microsoft.com/office/drawing/2016/5/11/chartex" xmlns:cx4="http://schemas.microsoft.com/office/drawing/2016/5/10/chartex" xmlns:cx3="http://schemas.microsoft.com/office/drawing/2016/5/9/chartex" xmlns:cx2="http://schemas.microsoft.com/office/drawing/2015/10/21/chartex">
           <w:pict>
             <v:line w14:anchorId="56949C90" id="Straight Connector 10" o:spid="_x0000_s1026" style="position:absolute;flip:y;z-index:251663360;visibility:visible;mso-wrap-style:square;mso-width-percent:0;mso-wrap-distance-left:9pt;mso-wrap-distance-top:0;mso-wrap-distance-right:9pt;mso-wrap-distance-bottom:0;mso-position-horizontal:absolute;mso-position-horizontal-relative:text;mso-position-vertical:absolute;mso-position-vertical-relative:text;mso-width-percent:0;mso-width-relative:margin" from="0,5.25pt" to="492.85pt,7.75pt" o:gfxdata="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" strokecolor="black [3040]" strokeweight="1.5pt"/>
           </w:pict>
@@ -7082,7 +7038,7 @@
 </file>
 
 <file path=word/numbering.xml><?xml version="1.0" encoding="utf-8"?>
-<w:numbering xmlns:wpc="http://schemas.microsoft.com/office/word/2010/wordprocessingCanvas" xmlns:cx="http://schemas.microsoft.com/office/drawing/2014/chartex" xmlns:cx1="http://schemas.microsoft.com/office/drawing/2015/9/8/chartex" xmlns:cx2="http://schemas.microsoft.com/office/drawing/2015/10/21/chartex" xmlns:cx3="http://schemas.microsoft.com/office/drawing/2016/5/9/chartex" xmlns:cx4="http://schemas.microsoft.com/office/drawing/2016/5/10/chartex" xmlns:cx5="http://schemas.microsoft.com/office/drawing/2016/5/11/chartex" xmlns:cx6="http://schemas.microsoft.com/office/drawing/2016/5/12/chartex" xmlns:cx7="http://schemas.microsoft.com/office/drawing/2016/5/13/chartex" xmlns:cx8="http://schemas.microsoft.com/office/drawing/2016/5/14/chartex" xmlns:mc="http://schemas.openxmlformats.org/markup-compatibility/2006" xmlns:aink="http://schemas.microsoft.com/office/drawing/2016/ink" xmlns:am3d="http://schemas.microsoft.com/office/drawing/2017/model3d" xmlns:o="urn:schemas-microsoft-com:office:office" xmlns:oel="http://schemas.microsoft.com/office/2019/extlst" xmlns:r="http://schemas.openxmlformats.org/officeDocument/2006/relationships" xmlns:m="http://schemas.openxmlformats.org/officeDocument/2006/math" xmlns:v="urn:schemas-microsoft-com:vml" xmlns:wp14="http://schemas.microsoft.com/office/word/2010/wordprocessingDrawing" xmlns:wp="http://schemas.openxmlformats.org/drawingml/2006/wordprocessingDrawing" xmlns:w10="urn:schemas-microsoft-com:office:word" xmlns:w="http://schemas.openxmlformats.org/wordprocessingml/2006/main" xmlns:w14="http://schemas.microsoft.com/office/word/2010/wordml" xmlns:w15="http://schemas.microsoft.com/office/word/2012/wordml" xmlns:w16cex="http://schemas.microsoft.com/office/word/2018/wordml/cex" xmlns:w16cid="http://schemas.microsoft.com/office/word/2016/wordml/cid" xmlns:w16="http://schemas.microsoft.com/office/word/2018/wordml" xmlns:w16du="http://schemas.microsoft.com/office/word/2023/wordml/word16du" xmlns:w16sdtdh="http://schemas.microsoft.com/office/word/2020/wordml/sdtdatahash" xmlns:w16sdtfl="http://schemas.microsoft.com/office/word/2024/wordml/sdtformatlock" xmlns:w16se="http://schemas.microsoft.com/office/word/2015/wordml/symex" xmlns:wpg="http://schemas.microsoft.com/office/word/2010/wordprocessingGroup" xmlns:wpi="http://schemas.microsoft.com/office/word/2010/wordprocessingInk" xmlns:wne="http://schemas.microsoft.com/office/word/2006/wordml" xmlns:wps="http://schemas.microsoft.com/office/word/2010/wordprocessingShape" mc:Ignorable="w14 w15 w16se w16cid w16 w16cex w16sdtdh w16sdtfl w16du wp14">
+<w:numbering xmlns:wpc="http://schemas.microsoft.com/office/word/2010/wordprocessingCanvas" xmlns:cx="http://schemas.microsoft.com/office/drawing/2014/chartex" xmlns:cx1="http://schemas.microsoft.com/office/drawing/2015/9/8/chartex" xmlns:mc="http://schemas.openxmlformats.org/markup-compatibility/2006" xmlns:o="urn:schemas-microsoft-com:office:office" xmlns:r="http://schemas.openxmlformats.org/officeDocument/2006/relationships" xmlns:m="http://schemas.openxmlformats.org/officeDocument/2006/math" xmlns:v="urn:schemas-microsoft-com:vml" xmlns:wp14="http://schemas.microsoft.com/office/word/2010/wordprocessingDrawing" xmlns:wp="http://schemas.openxmlformats.org/drawingml/2006/wordprocessingDrawing" xmlns:w10="urn:schemas-microsoft-com:office:word" xmlns:w="http://schemas.openxmlformats.org/wordprocessingml/2006/main" xmlns:w14="http://schemas.microsoft.com/office/word/2010/wordml" xmlns:w15="http://schemas.microsoft.com/office/word/2012/wordml" xmlns:w16se="http://schemas.microsoft.com/office/word/2015/wordml/symex" xmlns:wpg="http://schemas.microsoft.com/office/word/2010/wordprocessingGroup" xmlns:wpi="http://schemas.microsoft.com/office/word/2010/wordprocessingInk" xmlns:wne="http://schemas.microsoft.com/office/word/2006/wordml" xmlns:wps="http://schemas.microsoft.com/office/word/2010/wordprocessingShape" mc:Ignorable="w14 w15 w16se wp14">
   <w:abstractNum w:abstractNumId="0" w15:restartNumberingAfterBreak="0">
     <w:nsid w:val="00CD6AC2"/>
     <w:multiLevelType w:val="hybridMultilevel"/>
@@ -10335,112 +10291,112 @@
       </w:rPr>
     </w:lvl>
   </w:abstractNum>
-  <w:num w:numId="1" w16cid:durableId="87897698">
+  <w:num w:numId="1">
     <w:abstractNumId w:val="3"/>
   </w:num>
-  <w:num w:numId="2" w16cid:durableId="1701666386">
+  <w:num w:numId="2">
     <w:abstractNumId w:val="28"/>
   </w:num>
-  <w:num w:numId="3" w16cid:durableId="1076707128">
+  <w:num w:numId="3">
     <w:abstractNumId w:val="7"/>
   </w:num>
-  <w:num w:numId="4" w16cid:durableId="164905497">
+  <w:num w:numId="4">
     <w:abstractNumId w:val="33"/>
   </w:num>
-  <w:num w:numId="5" w16cid:durableId="460462339">
+  <w:num w:numId="5">
     <w:abstractNumId w:val="20"/>
   </w:num>
-  <w:num w:numId="6" w16cid:durableId="1940403546">
+  <w:num w:numId="6">
     <w:abstractNumId w:val="12"/>
   </w:num>
-  <w:num w:numId="7" w16cid:durableId="1017539650">
+  <w:num w:numId="7">
     <w:abstractNumId w:val="0"/>
   </w:num>
-  <w:num w:numId="8" w16cid:durableId="2112117107">
+  <w:num w:numId="8">
     <w:abstractNumId w:val="30"/>
   </w:num>
-  <w:num w:numId="9" w16cid:durableId="38556784">
+  <w:num w:numId="9">
     <w:abstractNumId w:val="25"/>
   </w:num>
-  <w:num w:numId="10" w16cid:durableId="61293869">
+  <w:num w:numId="10">
     <w:abstractNumId w:val="17"/>
   </w:num>
-  <w:num w:numId="11" w16cid:durableId="1554729053">
+  <w:num w:numId="11">
     <w:abstractNumId w:val="11"/>
   </w:num>
-  <w:num w:numId="12" w16cid:durableId="1692291922">
+  <w:num w:numId="12">
     <w:abstractNumId w:val="32"/>
   </w:num>
-  <w:num w:numId="13" w16cid:durableId="2031905489">
+  <w:num w:numId="13">
     <w:abstractNumId w:val="16"/>
   </w:num>
-  <w:num w:numId="14" w16cid:durableId="319576468">
+  <w:num w:numId="14">
     <w:abstractNumId w:val="26"/>
   </w:num>
-  <w:num w:numId="15" w16cid:durableId="401373617">
+  <w:num w:numId="15">
     <w:abstractNumId w:val="1"/>
   </w:num>
-  <w:num w:numId="16" w16cid:durableId="1675450213">
+  <w:num w:numId="16">
     <w:abstractNumId w:val="8"/>
   </w:num>
-  <w:num w:numId="17" w16cid:durableId="1182087695">
+  <w:num w:numId="17">
     <w:abstractNumId w:val="34"/>
   </w:num>
-  <w:num w:numId="18" w16cid:durableId="1828158685">
+  <w:num w:numId="18">
     <w:abstractNumId w:val="13"/>
   </w:num>
-  <w:num w:numId="19" w16cid:durableId="1157649180">
+  <w:num w:numId="19">
     <w:abstractNumId w:val="19"/>
   </w:num>
-  <w:num w:numId="20" w16cid:durableId="1037772845">
+  <w:num w:numId="20">
     <w:abstractNumId w:val="4"/>
   </w:num>
-  <w:num w:numId="21" w16cid:durableId="347097940">
+  <w:num w:numId="21">
     <w:abstractNumId w:val="31"/>
   </w:num>
-  <w:num w:numId="22" w16cid:durableId="280040249">
+  <w:num w:numId="22">
     <w:abstractNumId w:val="23"/>
   </w:num>
-  <w:num w:numId="23" w16cid:durableId="945817093">
+  <w:num w:numId="23">
     <w:abstractNumId w:val="29"/>
   </w:num>
-  <w:num w:numId="24" w16cid:durableId="1010527422">
+  <w:num w:numId="24">
     <w:abstractNumId w:val="24"/>
   </w:num>
-  <w:num w:numId="25" w16cid:durableId="45448981">
+  <w:num w:numId="25">
     <w:abstractNumId w:val="6"/>
   </w:num>
-  <w:num w:numId="26" w16cid:durableId="6828396">
+  <w:num w:numId="26">
     <w:abstractNumId w:val="10"/>
   </w:num>
-  <w:num w:numId="27" w16cid:durableId="1266770032">
+  <w:num w:numId="27">
     <w:abstractNumId w:val="22"/>
   </w:num>
-  <w:num w:numId="28" w16cid:durableId="1367101284">
+  <w:num w:numId="28">
     <w:abstractNumId w:val="27"/>
   </w:num>
-  <w:num w:numId="29" w16cid:durableId="1226186475">
+  <w:num w:numId="29">
     <w:abstractNumId w:val="2"/>
   </w:num>
-  <w:num w:numId="30" w16cid:durableId="268438932">
+  <w:num w:numId="30">
     <w:abstractNumId w:val="9"/>
   </w:num>
-  <w:num w:numId="31" w16cid:durableId="858155090">
+  <w:num w:numId="31">
     <w:abstractNumId w:val="14"/>
   </w:num>
-  <w:num w:numId="32" w16cid:durableId="1052536183">
+  <w:num w:numId="32">
     <w:abstractNumId w:val="5"/>
   </w:num>
-  <w:num w:numId="33" w16cid:durableId="937107008">
+  <w:num w:numId="33">
     <w:abstractNumId w:val="21"/>
   </w:num>
-  <w:num w:numId="34" w16cid:durableId="1979802674">
+  <w:num w:numId="34">
     <w:abstractNumId w:val="18"/>
   </w:num>
-  <w:num w:numId="35" w16cid:durableId="1048457911">
+  <w:num w:numId="35">
     <w:abstractNumId w:val="35"/>
   </w:num>
-  <w:num w:numId="36" w16cid:durableId="853881283">
+  <w:num w:numId="36">
     <w:abstractNumId w:val="15"/>
   </w:num>
   <w:numIdMacAtCleanup w:val="20"/>
@@ -10448,7 +10404,7 @@
 </file>
 
 <file path=word/styles.xml><?xml version="1.0" encoding="utf-8"?>
-<w:styles xmlns:mc="http://schemas.openxmlformats.org/markup-compatibility/2006" xmlns:r="http://schemas.openxmlformats.org/officeDocument/2006/relationships" xmlns:w="http://schemas.openxmlformats.org/wordprocessingml/2006/main" xmlns:w14="http://schemas.microsoft.com/office/word/2010/wordml" xmlns:w15="http://schemas.microsoft.com/office/word/2012/wordml" xmlns:w16cex="http://schemas.microsoft.com/office/word/2018/wordml/cex" xmlns:w16cid="http://schemas.microsoft.com/office/word/2016/wordml/cid" xmlns:w16="http://schemas.microsoft.com/office/word/2018/wordml" xmlns:w16du="http://schemas.microsoft.com/office/word/2023/wordml/word16du" xmlns:w16sdtdh="http://schemas.microsoft.com/office/word/2020/wordml/sdtdatahash" xmlns:w16sdtfl="http://schemas.microsoft.com/office/word/2024/wordml/sdtformatlock" xmlns:w16se="http://schemas.microsoft.com/office/word/2015/wordml/symex" mc:Ignorable="w14 w15 w16se w16cid w16 w16cex w16sdtdh w16sdtfl w16du">
+<w:styles xmlns:mc="http://schemas.openxmlformats.org/markup-compatibility/2006" xmlns:r="http://schemas.openxmlformats.org/officeDocument/2006/relationships" xmlns:w="http://schemas.openxmlformats.org/wordprocessingml/2006/main" xmlns:w14="http://schemas.microsoft.com/office/word/2010/wordml" xmlns:w15="http://schemas.microsoft.com/office/word/2012/wordml" xmlns:w16se="http://schemas.microsoft.com/office/word/2015/wordml/symex" mc:Ignorable="w14 w15 w16se">
   <w:docDefaults>
     <w:rPrDefault>
       <w:rPr>
@@ -10464,7 +10420,7 @@
       </w:pPr>
     </w:pPrDefault>
   </w:docDefaults>
-  <w:latentStyles w:defLockedState="0" w:defUIPriority="99" w:defSemiHidden="0" w:defUnhideWhenUsed="0" w:defQFormat="0" w:count="376">
+  <w:latentStyles w:defLockedState="0" w:defUIPriority="99" w:defSemiHidden="0" w:defUnhideWhenUsed="0" w:defQFormat="0" w:count="371">
     <w:lsdException w:name="Normal" w:uiPriority="0" w:qFormat="1"/>
     <w:lsdException w:name="heading 1" w:uiPriority="9" w:qFormat="1"/>
     <w:lsdException w:name="heading 2" w:semiHidden="1" w:uiPriority="9" w:unhideWhenUsed="1" w:qFormat="1"/>
@@ -10836,11 +10792,6 @@
     <w:lsdException w:name="List Table 5 Dark Accent 6" w:uiPriority="50"/>
     <w:lsdException w:name="List Table 6 Colorful Accent 6" w:uiPriority="51"/>
     <w:lsdException w:name="List Table 7 Colorful Accent 6" w:uiPriority="52"/>
-    <w:lsdException w:name="Mention" w:semiHidden="1" w:unhideWhenUsed="1"/>
-    <w:lsdException w:name="Smart Hyperlink" w:semiHidden="1" w:unhideWhenUsed="1"/>
-    <w:lsdException w:name="Hashtag" w:semiHidden="1" w:unhideWhenUsed="1"/>
-    <w:lsdException w:name="Unresolved Mention" w:semiHidden="1" w:unhideWhenUsed="1"/>
-    <w:lsdException w:name="Smart Link" w:semiHidden="1" w:unhideWhenUsed="1"/>
   </w:latentStyles>
   <w:style w:type="paragraph" w:default="1" w:styleId="Normal">
     <w:name w:val="Normal"/>
@@ -11840,7 +11791,7 @@
 </file>
 
 <file path=customXml/itemProps2.xml><?xml version="1.0" encoding="utf-8"?>
-<ds:datastoreItem xmlns:ds="http://schemas.openxmlformats.org/officeDocument/2006/customXml" ds:itemID="{982EFE27-9F63-F54C-BCE6-8899B72FEB1C}">
+<ds:datastoreItem xmlns:ds="http://schemas.openxmlformats.org/officeDocument/2006/customXml" ds:itemID="{264652FA-1618-486D-8ABB-87BFD7C51CD6}">
   <ds:schemaRefs>
     <ds:schemaRef ds:uri="http://schemas.openxmlformats.org/officeDocument/2006/bibliography"/>
   </ds:schemaRefs>
